--- a/Тестовые сценарии.docx
+++ b/Тестовые сценарии.docx
@@ -443,11 +443,13 @@
         <w:spacing w:after="0" w:line="360" w:lineRule="auto"/>
         <w:rPr>
           <w:rFonts w:cs="Times New Roman"/>
+          <w:szCs w:val="28"/>
         </w:rPr>
       </w:pPr>
       <w:r>
         <w:rPr>
           <w:rFonts w:cs="Times New Roman"/>
+          <w:szCs w:val="28"/>
         </w:rPr>
         <w:t>Чек-листы тестирования</w:t>
       </w:r>
@@ -457,15 +459,13 @@
         <w:spacing w:after="0" w:line="360" w:lineRule="auto"/>
         <w:rPr>
           <w:rFonts w:cs="Times New Roman"/>
-          <w:sz w:val="30"/>
-          <w:szCs w:val="30"/>
+          <w:szCs w:val="28"/>
         </w:rPr>
       </w:pPr>
       <w:r>
         <w:rPr>
           <w:rFonts w:cs="Times New Roman"/>
-          <w:sz w:val="30"/>
-          <w:szCs w:val="30"/>
+          <w:szCs w:val="28"/>
         </w:rPr>
         <w:t>Чек-лист для тестирования модуля шифрования/дешифрования</w:t>
       </w:r>
@@ -2521,11 +2521,13 @@
         <w:spacing w:after="0" w:line="360" w:lineRule="auto"/>
         <w:rPr>
           <w:rFonts w:cs="Times New Roman"/>
+          <w:szCs w:val="28"/>
         </w:rPr>
       </w:pPr>
       <w:r>
         <w:rPr>
           <w:rFonts w:cs="Times New Roman"/>
+          <w:szCs w:val="28"/>
         </w:rPr>
         <w:lastRenderedPageBreak/>
         <w:t>Модуль шифрования/дешифрования</w:t>
@@ -2536,15 +2538,13 @@
         <w:spacing w:after="0" w:line="360" w:lineRule="auto"/>
         <w:rPr>
           <w:rFonts w:cs="Times New Roman"/>
-          <w:sz w:val="30"/>
-          <w:szCs w:val="30"/>
+          <w:szCs w:val="28"/>
         </w:rPr>
       </w:pPr>
       <w:r>
         <w:rPr>
           <w:rFonts w:cs="Times New Roman"/>
-          <w:sz w:val="30"/>
-          <w:szCs w:val="30"/>
+          <w:szCs w:val="28"/>
         </w:rPr>
         <w:t>Тестовый пример №1: TC_ROT13_01</w:t>
       </w:r>
@@ -14798,10 +14798,19 @@
           <w:rFonts w:cs="Times New Roman"/>
         </w:rPr>
       </w:pPr>
+    </w:p>
+    <w:p>
+      <w:pPr>
+        <w:spacing w:after="0" w:line="360" w:lineRule="auto"/>
+        <w:rPr>
+          <w:rFonts w:cs="Times New Roman"/>
+        </w:rPr>
+      </w:pPr>
       <w:r>
         <w:rPr>
           <w:rFonts w:cs="Times New Roman"/>
         </w:rPr>
+        <w:lastRenderedPageBreak/>
         <w:t>Тестовый пример №13: TC_GUI_03</w:t>
       </w:r>
     </w:p>
@@ -14859,7 +14868,6 @@
                 <w:sz w:val="24"/>
                 <w:szCs w:val="24"/>
               </w:rPr>
-              <w:lastRenderedPageBreak/>
               <w:t>Поле</w:t>
             </w:r>
           </w:p>
@@ -15729,6 +15737,7 @@
         <w:rPr>
           <w:rFonts w:cs="Times New Roman"/>
         </w:rPr>
+        <w:lastRenderedPageBreak/>
         <w:t>Тестовый пример №14: TC_GUI_04</w:t>
       </w:r>
     </w:p>
@@ -15786,7 +15795,6 @@
                 <w:sz w:val="24"/>
                 <w:szCs w:val="24"/>
               </w:rPr>
-              <w:lastRenderedPageBreak/>
               <w:t>Поле</w:t>
             </w:r>
           </w:p>
@@ -16356,961 +16364,6 @@
                 <w:szCs w:val="24"/>
               </w:rPr>
               <w:t>Подсказка с указанным текстом появилась</w:t>
-            </w:r>
-          </w:p>
-        </w:tc>
-      </w:tr>
-      <w:tr>
-        <w:tc>
-          <w:tcPr>
-            <w:tcW w:w="0" w:type="auto"/>
-            <w:tcMar>
-              <w:top w:w="150" w:type="dxa"/>
-              <w:left w:w="0" w:type="dxa"/>
-              <w:bottom w:w="150" w:type="dxa"/>
-              <w:right w:w="240" w:type="dxa"/>
-            </w:tcMar>
-            <w:vAlign w:val="center"/>
-            <w:hideMark/>
-          </w:tcPr>
-          <w:p>
-            <w:pPr>
-              <w:spacing w:after="0" w:line="360" w:lineRule="auto"/>
-              <w:rPr>
-                <w:rFonts w:cs="Times New Roman"/>
-                <w:sz w:val="24"/>
-                <w:szCs w:val="24"/>
-              </w:rPr>
-            </w:pPr>
-            <w:r>
-              <w:rPr>
-                <w:rStyle w:val="a3"/>
-                <w:rFonts w:cs="Times New Roman"/>
-                <w:b w:val="0"/>
-                <w:bCs w:val="0"/>
-                <w:sz w:val="24"/>
-                <w:szCs w:val="24"/>
-              </w:rPr>
-              <w:t>Статус</w:t>
-            </w:r>
-          </w:p>
-        </w:tc>
-        <w:tc>
-          <w:tcPr>
-            <w:tcW w:w="0" w:type="auto"/>
-            <w:tcMar>
-              <w:top w:w="150" w:type="dxa"/>
-              <w:left w:w="240" w:type="dxa"/>
-              <w:bottom w:w="150" w:type="dxa"/>
-              <w:right w:w="0" w:type="dxa"/>
-            </w:tcMar>
-            <w:vAlign w:val="center"/>
-            <w:hideMark/>
-          </w:tcPr>
-          <w:p>
-            <w:pPr>
-              <w:spacing w:after="0" w:line="360" w:lineRule="auto"/>
-              <w:rPr>
-                <w:rFonts w:cs="Times New Roman"/>
-                <w:sz w:val="24"/>
-                <w:szCs w:val="24"/>
-              </w:rPr>
-            </w:pPr>
-            <w:r>
-              <w:rPr>
-                <w:rStyle w:val="a3"/>
-                <w:rFonts w:cs="Times New Roman"/>
-                <w:b w:val="0"/>
-                <w:bCs w:val="0"/>
-                <w:sz w:val="24"/>
-                <w:szCs w:val="24"/>
-              </w:rPr>
-              <w:t>Пройден</w:t>
-            </w:r>
-          </w:p>
-        </w:tc>
-      </w:tr>
-      <w:tr>
-        <w:tc>
-          <w:tcPr>
-            <w:tcW w:w="0" w:type="auto"/>
-            <w:tcMar>
-              <w:top w:w="150" w:type="dxa"/>
-              <w:left w:w="0" w:type="dxa"/>
-              <w:bottom w:w="150" w:type="dxa"/>
-              <w:right w:w="240" w:type="dxa"/>
-            </w:tcMar>
-            <w:vAlign w:val="center"/>
-            <w:hideMark/>
-          </w:tcPr>
-          <w:p>
-            <w:pPr>
-              <w:spacing w:after="0" w:line="360" w:lineRule="auto"/>
-              <w:rPr>
-                <w:rFonts w:cs="Times New Roman"/>
-                <w:sz w:val="24"/>
-                <w:szCs w:val="24"/>
-              </w:rPr>
-            </w:pPr>
-            <w:r>
-              <w:rPr>
-                <w:rFonts w:cs="Times New Roman"/>
-                <w:sz w:val="24"/>
-                <w:szCs w:val="24"/>
-              </w:rPr>
-              <w:t>Предварительное условие</w:t>
-            </w:r>
-          </w:p>
-        </w:tc>
-        <w:tc>
-          <w:tcPr>
-            <w:tcW w:w="0" w:type="auto"/>
-            <w:tcMar>
-              <w:top w:w="150" w:type="dxa"/>
-              <w:left w:w="240" w:type="dxa"/>
-              <w:bottom w:w="150" w:type="dxa"/>
-              <w:right w:w="0" w:type="dxa"/>
-            </w:tcMar>
-            <w:vAlign w:val="center"/>
-            <w:hideMark/>
-          </w:tcPr>
-          <w:p>
-            <w:pPr>
-              <w:spacing w:after="0" w:line="360" w:lineRule="auto"/>
-              <w:rPr>
-                <w:rFonts w:cs="Times New Roman"/>
-                <w:sz w:val="24"/>
-                <w:szCs w:val="24"/>
-              </w:rPr>
-            </w:pPr>
-            <w:r>
-              <w:rPr>
-                <w:rFonts w:cs="Times New Roman"/>
-                <w:sz w:val="24"/>
-                <w:szCs w:val="24"/>
-              </w:rPr>
-              <w:t>Приложение запущено</w:t>
-            </w:r>
-          </w:p>
-        </w:tc>
-      </w:tr>
-      <w:tr>
-        <w:tc>
-          <w:tcPr>
-            <w:tcW w:w="0" w:type="auto"/>
-            <w:tcMar>
-              <w:top w:w="150" w:type="dxa"/>
-              <w:left w:w="0" w:type="dxa"/>
-              <w:bottom w:w="150" w:type="dxa"/>
-              <w:right w:w="240" w:type="dxa"/>
-            </w:tcMar>
-            <w:vAlign w:val="center"/>
-            <w:hideMark/>
-          </w:tcPr>
-          <w:p>
-            <w:pPr>
-              <w:spacing w:after="0" w:line="360" w:lineRule="auto"/>
-              <w:rPr>
-                <w:rFonts w:cs="Times New Roman"/>
-                <w:sz w:val="24"/>
-                <w:szCs w:val="24"/>
-              </w:rPr>
-            </w:pPr>
-            <w:r>
-              <w:rPr>
-                <w:rFonts w:cs="Times New Roman"/>
-                <w:sz w:val="24"/>
-                <w:szCs w:val="24"/>
-              </w:rPr>
-              <w:t>Постусловие</w:t>
-            </w:r>
-          </w:p>
-        </w:tc>
-        <w:tc>
-          <w:tcPr>
-            <w:tcW w:w="0" w:type="auto"/>
-            <w:tcMar>
-              <w:top w:w="150" w:type="dxa"/>
-              <w:left w:w="240" w:type="dxa"/>
-              <w:bottom w:w="150" w:type="dxa"/>
-              <w:right w:w="0" w:type="dxa"/>
-            </w:tcMar>
-            <w:vAlign w:val="center"/>
-            <w:hideMark/>
-          </w:tcPr>
-          <w:p>
-            <w:pPr>
-              <w:spacing w:after="0" w:line="360" w:lineRule="auto"/>
-              <w:rPr>
-                <w:rFonts w:cs="Times New Roman"/>
-                <w:sz w:val="24"/>
-                <w:szCs w:val="24"/>
-              </w:rPr>
-            </w:pPr>
-            <w:proofErr w:type="spellStart"/>
-            <w:r>
-              <w:rPr>
-                <w:rFonts w:cs="Times New Roman"/>
-                <w:sz w:val="24"/>
-                <w:szCs w:val="24"/>
-              </w:rPr>
-              <w:t>Tooltip</w:t>
-            </w:r>
-            <w:proofErr w:type="spellEnd"/>
-            <w:r>
-              <w:rPr>
-                <w:rFonts w:cs="Times New Roman"/>
-                <w:sz w:val="24"/>
-                <w:szCs w:val="24"/>
-              </w:rPr>
-              <w:t xml:space="preserve"> отображается корректно</w:t>
-            </w:r>
-          </w:p>
-        </w:tc>
-      </w:tr>
-      <w:tr>
-        <w:tc>
-          <w:tcPr>
-            <w:tcW w:w="0" w:type="auto"/>
-            <w:tcMar>
-              <w:top w:w="150" w:type="dxa"/>
-              <w:left w:w="0" w:type="dxa"/>
-              <w:bottom w:w="150" w:type="dxa"/>
-              <w:right w:w="240" w:type="dxa"/>
-            </w:tcMar>
-            <w:vAlign w:val="center"/>
-            <w:hideMark/>
-          </w:tcPr>
-          <w:p>
-            <w:pPr>
-              <w:spacing w:after="0" w:line="360" w:lineRule="auto"/>
-              <w:rPr>
-                <w:rFonts w:cs="Times New Roman"/>
-                <w:sz w:val="24"/>
-                <w:szCs w:val="24"/>
-              </w:rPr>
-            </w:pPr>
-            <w:r>
-              <w:rPr>
-                <w:rFonts w:cs="Times New Roman"/>
-                <w:sz w:val="24"/>
-                <w:szCs w:val="24"/>
-              </w:rPr>
-              <w:t>Примечания</w:t>
-            </w:r>
-          </w:p>
-        </w:tc>
-        <w:tc>
-          <w:tcPr>
-            <w:tcW w:w="0" w:type="auto"/>
-            <w:tcMar>
-              <w:top w:w="150" w:type="dxa"/>
-              <w:left w:w="240" w:type="dxa"/>
-              <w:bottom w:w="150" w:type="dxa"/>
-              <w:right w:w="0" w:type="dxa"/>
-            </w:tcMar>
-            <w:vAlign w:val="center"/>
-            <w:hideMark/>
-          </w:tcPr>
-          <w:p>
-            <w:pPr>
-              <w:spacing w:after="0" w:line="360" w:lineRule="auto"/>
-              <w:rPr>
-                <w:rFonts w:cs="Times New Roman"/>
-                <w:sz w:val="24"/>
-                <w:szCs w:val="24"/>
-              </w:rPr>
-            </w:pPr>
-          </w:p>
-        </w:tc>
-      </w:tr>
-    </w:tbl>
-    <w:p>
-      <w:pPr>
-        <w:spacing w:after="0" w:line="360" w:lineRule="auto"/>
-        <w:rPr>
-          <w:rFonts w:cs="Times New Roman"/>
-        </w:rPr>
-      </w:pPr>
-    </w:p>
-    <w:p>
-      <w:pPr>
-        <w:spacing w:after="0" w:line="360" w:lineRule="auto"/>
-        <w:rPr>
-          <w:rFonts w:cs="Times New Roman"/>
-        </w:rPr>
-      </w:pPr>
-    </w:p>
-    <w:p>
-      <w:pPr>
-        <w:spacing w:after="0" w:line="360" w:lineRule="auto"/>
-        <w:rPr>
-          <w:rFonts w:cs="Times New Roman"/>
-        </w:rPr>
-      </w:pPr>
-    </w:p>
-    <w:p>
-      <w:pPr>
-        <w:spacing w:after="0" w:line="360" w:lineRule="auto"/>
-        <w:rPr>
-          <w:rFonts w:cs="Times New Roman"/>
-        </w:rPr>
-      </w:pPr>
-    </w:p>
-    <w:p>
-      <w:pPr>
-        <w:spacing w:after="0" w:line="360" w:lineRule="auto"/>
-        <w:rPr>
-          <w:rFonts w:cs="Times New Roman"/>
-        </w:rPr>
-      </w:pPr>
-    </w:p>
-    <w:p>
-      <w:pPr>
-        <w:spacing w:after="0" w:line="360" w:lineRule="auto"/>
-        <w:rPr>
-          <w:rFonts w:cs="Times New Roman"/>
-        </w:rPr>
-      </w:pPr>
-      <w:r>
-        <w:rPr>
-          <w:rFonts w:cs="Times New Roman"/>
-        </w:rPr>
-        <w:t>Тестовый пример №15: TC_GUI_05</w:t>
-      </w:r>
-    </w:p>
-    <w:tbl>
-      <w:tblPr>
-        <w:tblW w:w="9360" w:type="dxa"/>
-        <w:tblBorders>
-          <w:top w:val="single" w:sz="4" w:space="0" w:color="auto"/>
-          <w:left w:val="single" w:sz="4" w:space="0" w:color="auto"/>
-          <w:bottom w:val="single" w:sz="4" w:space="0" w:color="auto"/>
-          <w:right w:val="single" w:sz="4" w:space="0" w:color="auto"/>
-          <w:insideH w:val="single" w:sz="4" w:space="0" w:color="auto"/>
-          <w:insideV w:val="single" w:sz="4" w:space="0" w:color="auto"/>
-        </w:tblBorders>
-        <w:tblCellMar>
-          <w:top w:w="15" w:type="dxa"/>
-          <w:left w:w="15" w:type="dxa"/>
-          <w:bottom w:w="15" w:type="dxa"/>
-          <w:right w:w="15" w:type="dxa"/>
-        </w:tblCellMar>
-        <w:tblLook w:val="04A0" w:firstRow="1" w:lastRow="0" w:firstColumn="1" w:lastColumn="0" w:noHBand="0" w:noVBand="1"/>
-      </w:tblPr>
-      <w:tblGrid>
-        <w:gridCol w:w="2735"/>
-        <w:gridCol w:w="6625"/>
-      </w:tblGrid>
-      <w:tr>
-        <w:trPr>
-          <w:tblHeader/>
-        </w:trPr>
-        <w:tc>
-          <w:tcPr>
-            <w:tcW w:w="0" w:type="auto"/>
-            <w:tcMar>
-              <w:top w:w="150" w:type="dxa"/>
-              <w:left w:w="0" w:type="dxa"/>
-              <w:bottom w:w="150" w:type="dxa"/>
-              <w:right w:w="240" w:type="dxa"/>
-            </w:tcMar>
-            <w:vAlign w:val="center"/>
-            <w:hideMark/>
-          </w:tcPr>
-          <w:p>
-            <w:pPr>
-              <w:spacing w:after="0" w:line="360" w:lineRule="auto"/>
-              <w:rPr>
-                <w:rFonts w:cs="Times New Roman"/>
-                <w:sz w:val="24"/>
-                <w:szCs w:val="24"/>
-              </w:rPr>
-            </w:pPr>
-            <w:r>
-              <w:rPr>
-                <w:rFonts w:cs="Times New Roman"/>
-                <w:sz w:val="24"/>
-                <w:szCs w:val="24"/>
-              </w:rPr>
-              <w:lastRenderedPageBreak/>
-              <w:t>Поле</w:t>
-            </w:r>
-          </w:p>
-        </w:tc>
-        <w:tc>
-          <w:tcPr>
-            <w:tcW w:w="0" w:type="auto"/>
-            <w:tcMar>
-              <w:top w:w="150" w:type="dxa"/>
-              <w:left w:w="240" w:type="dxa"/>
-              <w:bottom w:w="150" w:type="dxa"/>
-              <w:right w:w="240" w:type="dxa"/>
-            </w:tcMar>
-            <w:vAlign w:val="center"/>
-            <w:hideMark/>
-          </w:tcPr>
-          <w:p>
-            <w:pPr>
-              <w:spacing w:after="0" w:line="360" w:lineRule="auto"/>
-              <w:rPr>
-                <w:rFonts w:cs="Times New Roman"/>
-                <w:sz w:val="24"/>
-                <w:szCs w:val="24"/>
-              </w:rPr>
-            </w:pPr>
-            <w:r>
-              <w:rPr>
-                <w:rFonts w:cs="Times New Roman"/>
-                <w:sz w:val="24"/>
-                <w:szCs w:val="24"/>
-              </w:rPr>
-              <w:t>Значение</w:t>
-            </w:r>
-          </w:p>
-        </w:tc>
-      </w:tr>
-      <w:tr>
-        <w:tc>
-          <w:tcPr>
-            <w:tcW w:w="0" w:type="auto"/>
-            <w:tcMar>
-              <w:top w:w="150" w:type="dxa"/>
-              <w:left w:w="0" w:type="dxa"/>
-              <w:bottom w:w="150" w:type="dxa"/>
-              <w:right w:w="240" w:type="dxa"/>
-            </w:tcMar>
-            <w:vAlign w:val="center"/>
-            <w:hideMark/>
-          </w:tcPr>
-          <w:p>
-            <w:pPr>
-              <w:spacing w:after="0" w:line="360" w:lineRule="auto"/>
-              <w:rPr>
-                <w:rFonts w:cs="Times New Roman"/>
-                <w:sz w:val="24"/>
-                <w:szCs w:val="24"/>
-              </w:rPr>
-            </w:pPr>
-            <w:r>
-              <w:rPr>
-                <w:rFonts w:cs="Times New Roman"/>
-                <w:sz w:val="24"/>
-                <w:szCs w:val="24"/>
-              </w:rPr>
-              <w:t>Тестовый пример №</w:t>
-            </w:r>
-          </w:p>
-        </w:tc>
-        <w:tc>
-          <w:tcPr>
-            <w:tcW w:w="0" w:type="auto"/>
-            <w:tcMar>
-              <w:top w:w="150" w:type="dxa"/>
-              <w:left w:w="240" w:type="dxa"/>
-              <w:bottom w:w="150" w:type="dxa"/>
-              <w:right w:w="0" w:type="dxa"/>
-            </w:tcMar>
-            <w:vAlign w:val="center"/>
-            <w:hideMark/>
-          </w:tcPr>
-          <w:p>
-            <w:pPr>
-              <w:spacing w:after="0" w:line="360" w:lineRule="auto"/>
-              <w:rPr>
-                <w:rFonts w:cs="Times New Roman"/>
-                <w:sz w:val="24"/>
-                <w:szCs w:val="24"/>
-              </w:rPr>
-            </w:pPr>
-            <w:r>
-              <w:rPr>
-                <w:rFonts w:cs="Times New Roman"/>
-                <w:sz w:val="24"/>
-                <w:szCs w:val="24"/>
-              </w:rPr>
-              <w:t>TC_GUI_05</w:t>
-            </w:r>
-          </w:p>
-        </w:tc>
-      </w:tr>
-      <w:tr>
-        <w:tc>
-          <w:tcPr>
-            <w:tcW w:w="0" w:type="auto"/>
-            <w:tcMar>
-              <w:top w:w="150" w:type="dxa"/>
-              <w:left w:w="0" w:type="dxa"/>
-              <w:bottom w:w="150" w:type="dxa"/>
-              <w:right w:w="240" w:type="dxa"/>
-            </w:tcMar>
-            <w:vAlign w:val="center"/>
-            <w:hideMark/>
-          </w:tcPr>
-          <w:p>
-            <w:pPr>
-              <w:spacing w:after="0" w:line="360" w:lineRule="auto"/>
-              <w:rPr>
-                <w:rFonts w:cs="Times New Roman"/>
-                <w:sz w:val="24"/>
-                <w:szCs w:val="24"/>
-              </w:rPr>
-            </w:pPr>
-            <w:r>
-              <w:rPr>
-                <w:rFonts w:cs="Times New Roman"/>
-                <w:sz w:val="24"/>
-                <w:szCs w:val="24"/>
-              </w:rPr>
-              <w:t>Приоритет тестирования</w:t>
-            </w:r>
-          </w:p>
-        </w:tc>
-        <w:tc>
-          <w:tcPr>
-            <w:tcW w:w="0" w:type="auto"/>
-            <w:tcMar>
-              <w:top w:w="150" w:type="dxa"/>
-              <w:left w:w="240" w:type="dxa"/>
-              <w:bottom w:w="150" w:type="dxa"/>
-              <w:right w:w="0" w:type="dxa"/>
-            </w:tcMar>
-            <w:vAlign w:val="center"/>
-            <w:hideMark/>
-          </w:tcPr>
-          <w:p>
-            <w:pPr>
-              <w:spacing w:after="0" w:line="360" w:lineRule="auto"/>
-              <w:rPr>
-                <w:rFonts w:cs="Times New Roman"/>
-                <w:sz w:val="24"/>
-                <w:szCs w:val="24"/>
-              </w:rPr>
-            </w:pPr>
-            <w:r>
-              <w:rPr>
-                <w:rFonts w:cs="Times New Roman"/>
-                <w:sz w:val="24"/>
-                <w:szCs w:val="24"/>
-              </w:rPr>
-              <w:t>Низкий</w:t>
-            </w:r>
-          </w:p>
-        </w:tc>
-      </w:tr>
-      <w:tr>
-        <w:tc>
-          <w:tcPr>
-            <w:tcW w:w="0" w:type="auto"/>
-            <w:tcMar>
-              <w:top w:w="150" w:type="dxa"/>
-              <w:left w:w="0" w:type="dxa"/>
-              <w:bottom w:w="150" w:type="dxa"/>
-              <w:right w:w="240" w:type="dxa"/>
-            </w:tcMar>
-            <w:vAlign w:val="center"/>
-            <w:hideMark/>
-          </w:tcPr>
-          <w:p>
-            <w:pPr>
-              <w:spacing w:after="0" w:line="360" w:lineRule="auto"/>
-              <w:rPr>
-                <w:rFonts w:cs="Times New Roman"/>
-                <w:sz w:val="24"/>
-                <w:szCs w:val="24"/>
-              </w:rPr>
-            </w:pPr>
-            <w:r>
-              <w:rPr>
-                <w:rFonts w:cs="Times New Roman"/>
-                <w:sz w:val="24"/>
-                <w:szCs w:val="24"/>
-              </w:rPr>
-              <w:t>Заголовок теста</w:t>
-            </w:r>
-          </w:p>
-        </w:tc>
-        <w:tc>
-          <w:tcPr>
-            <w:tcW w:w="0" w:type="auto"/>
-            <w:tcMar>
-              <w:top w:w="150" w:type="dxa"/>
-              <w:left w:w="240" w:type="dxa"/>
-              <w:bottom w:w="150" w:type="dxa"/>
-              <w:right w:w="0" w:type="dxa"/>
-            </w:tcMar>
-            <w:vAlign w:val="center"/>
-            <w:hideMark/>
-          </w:tcPr>
-          <w:p>
-            <w:pPr>
-              <w:spacing w:after="0" w:line="360" w:lineRule="auto"/>
-              <w:rPr>
-                <w:rFonts w:cs="Times New Roman"/>
-                <w:sz w:val="24"/>
-                <w:szCs w:val="24"/>
-              </w:rPr>
-            </w:pPr>
-            <w:r>
-              <w:rPr>
-                <w:rFonts w:cs="Times New Roman"/>
-                <w:sz w:val="24"/>
-                <w:szCs w:val="24"/>
-              </w:rPr>
-              <w:t>Всплывающая подсказка на кнопке «Зашифровать»</w:t>
-            </w:r>
-          </w:p>
-        </w:tc>
-      </w:tr>
-      <w:tr>
-        <w:tc>
-          <w:tcPr>
-            <w:tcW w:w="0" w:type="auto"/>
-            <w:tcMar>
-              <w:top w:w="150" w:type="dxa"/>
-              <w:left w:w="0" w:type="dxa"/>
-              <w:bottom w:w="150" w:type="dxa"/>
-              <w:right w:w="240" w:type="dxa"/>
-            </w:tcMar>
-            <w:vAlign w:val="center"/>
-            <w:hideMark/>
-          </w:tcPr>
-          <w:p>
-            <w:pPr>
-              <w:spacing w:after="0" w:line="360" w:lineRule="auto"/>
-              <w:rPr>
-                <w:rFonts w:cs="Times New Roman"/>
-                <w:sz w:val="24"/>
-                <w:szCs w:val="24"/>
-              </w:rPr>
-            </w:pPr>
-            <w:r>
-              <w:rPr>
-                <w:rFonts w:cs="Times New Roman"/>
-                <w:sz w:val="24"/>
-                <w:szCs w:val="24"/>
-              </w:rPr>
-              <w:t>Краткое изложение</w:t>
-            </w:r>
-          </w:p>
-        </w:tc>
-        <w:tc>
-          <w:tcPr>
-            <w:tcW w:w="0" w:type="auto"/>
-            <w:tcMar>
-              <w:top w:w="150" w:type="dxa"/>
-              <w:left w:w="240" w:type="dxa"/>
-              <w:bottom w:w="150" w:type="dxa"/>
-              <w:right w:w="0" w:type="dxa"/>
-            </w:tcMar>
-            <w:vAlign w:val="center"/>
-            <w:hideMark/>
-          </w:tcPr>
-          <w:p>
-            <w:pPr>
-              <w:spacing w:after="0" w:line="360" w:lineRule="auto"/>
-              <w:rPr>
-                <w:rFonts w:cs="Times New Roman"/>
-                <w:sz w:val="24"/>
-                <w:szCs w:val="24"/>
-              </w:rPr>
-            </w:pPr>
-            <w:r>
-              <w:rPr>
-                <w:rFonts w:cs="Times New Roman"/>
-                <w:sz w:val="24"/>
-                <w:szCs w:val="24"/>
-              </w:rPr>
-              <w:t xml:space="preserve">Проверить </w:t>
-            </w:r>
-            <w:proofErr w:type="spellStart"/>
-            <w:r>
-              <w:rPr>
-                <w:rFonts w:cs="Times New Roman"/>
-                <w:sz w:val="24"/>
-                <w:szCs w:val="24"/>
-              </w:rPr>
-              <w:t>Tooltip</w:t>
-            </w:r>
-            <w:proofErr w:type="spellEnd"/>
-            <w:r>
-              <w:rPr>
-                <w:rFonts w:cs="Times New Roman"/>
-                <w:sz w:val="24"/>
-                <w:szCs w:val="24"/>
-              </w:rPr>
-              <w:t xml:space="preserve"> для кнопки «Зашифровать»</w:t>
-            </w:r>
-          </w:p>
-        </w:tc>
-      </w:tr>
-      <w:tr>
-        <w:tc>
-          <w:tcPr>
-            <w:tcW w:w="0" w:type="auto"/>
-            <w:tcMar>
-              <w:top w:w="150" w:type="dxa"/>
-              <w:left w:w="0" w:type="dxa"/>
-              <w:bottom w:w="150" w:type="dxa"/>
-              <w:right w:w="240" w:type="dxa"/>
-            </w:tcMar>
-            <w:vAlign w:val="center"/>
-            <w:hideMark/>
-          </w:tcPr>
-          <w:p>
-            <w:pPr>
-              <w:spacing w:after="0" w:line="360" w:lineRule="auto"/>
-              <w:rPr>
-                <w:rFonts w:cs="Times New Roman"/>
-                <w:sz w:val="24"/>
-                <w:szCs w:val="24"/>
-              </w:rPr>
-            </w:pPr>
-            <w:r>
-              <w:rPr>
-                <w:rFonts w:cs="Times New Roman"/>
-                <w:sz w:val="24"/>
-                <w:szCs w:val="24"/>
-              </w:rPr>
-              <w:t>Этапы теста</w:t>
-            </w:r>
-          </w:p>
-        </w:tc>
-        <w:tc>
-          <w:tcPr>
-            <w:tcW w:w="0" w:type="auto"/>
-            <w:tcMar>
-              <w:top w:w="150" w:type="dxa"/>
-              <w:left w:w="240" w:type="dxa"/>
-              <w:bottom w:w="150" w:type="dxa"/>
-              <w:right w:w="0" w:type="dxa"/>
-            </w:tcMar>
-            <w:vAlign w:val="center"/>
-            <w:hideMark/>
-          </w:tcPr>
-          <w:p>
-            <w:pPr>
-              <w:spacing w:after="0" w:line="360" w:lineRule="auto"/>
-              <w:rPr>
-                <w:rFonts w:cs="Times New Roman"/>
-                <w:sz w:val="24"/>
-                <w:szCs w:val="24"/>
-              </w:rPr>
-            </w:pPr>
-            <w:r>
-              <w:rPr>
-                <w:rFonts w:cs="Times New Roman"/>
-                <w:sz w:val="24"/>
-                <w:szCs w:val="24"/>
-              </w:rPr>
-              <w:t>1. Навести курсор на кнопку «Зашифровать»</w:t>
-            </w:r>
-            <w:r>
-              <w:rPr>
-                <w:rFonts w:cs="Times New Roman"/>
-                <w:sz w:val="24"/>
-                <w:szCs w:val="24"/>
-              </w:rPr>
-              <w:br/>
-              <w:t>2. Дождаться подсказки</w:t>
-            </w:r>
-          </w:p>
-        </w:tc>
-      </w:tr>
-      <w:tr>
-        <w:tc>
-          <w:tcPr>
-            <w:tcW w:w="0" w:type="auto"/>
-            <w:tcMar>
-              <w:top w:w="150" w:type="dxa"/>
-              <w:left w:w="0" w:type="dxa"/>
-              <w:bottom w:w="150" w:type="dxa"/>
-              <w:right w:w="240" w:type="dxa"/>
-            </w:tcMar>
-            <w:vAlign w:val="center"/>
-            <w:hideMark/>
-          </w:tcPr>
-          <w:p>
-            <w:pPr>
-              <w:spacing w:after="0" w:line="360" w:lineRule="auto"/>
-              <w:rPr>
-                <w:rFonts w:cs="Times New Roman"/>
-                <w:sz w:val="24"/>
-                <w:szCs w:val="24"/>
-              </w:rPr>
-            </w:pPr>
-            <w:r>
-              <w:rPr>
-                <w:rFonts w:cs="Times New Roman"/>
-                <w:sz w:val="24"/>
-                <w:szCs w:val="24"/>
-              </w:rPr>
-              <w:t>Тестовые данные</w:t>
-            </w:r>
-          </w:p>
-        </w:tc>
-        <w:tc>
-          <w:tcPr>
-            <w:tcW w:w="0" w:type="auto"/>
-            <w:tcMar>
-              <w:top w:w="150" w:type="dxa"/>
-              <w:left w:w="240" w:type="dxa"/>
-              <w:bottom w:w="150" w:type="dxa"/>
-              <w:right w:w="0" w:type="dxa"/>
-            </w:tcMar>
-            <w:vAlign w:val="center"/>
-            <w:hideMark/>
-          </w:tcPr>
-          <w:p>
-            <w:pPr>
-              <w:spacing w:after="0" w:line="360" w:lineRule="auto"/>
-              <w:rPr>
-                <w:rFonts w:cs="Times New Roman"/>
-                <w:sz w:val="24"/>
-                <w:szCs w:val="24"/>
-              </w:rPr>
-            </w:pPr>
-            <w:r>
-              <w:rPr>
-                <w:rFonts w:cs="Times New Roman"/>
-                <w:sz w:val="24"/>
-                <w:szCs w:val="24"/>
-              </w:rPr>
-              <w:t>—</w:t>
-            </w:r>
-          </w:p>
-        </w:tc>
-      </w:tr>
-      <w:tr>
-        <w:tc>
-          <w:tcPr>
-            <w:tcW w:w="0" w:type="auto"/>
-            <w:tcMar>
-              <w:top w:w="150" w:type="dxa"/>
-              <w:left w:w="0" w:type="dxa"/>
-              <w:bottom w:w="150" w:type="dxa"/>
-              <w:right w:w="240" w:type="dxa"/>
-            </w:tcMar>
-            <w:vAlign w:val="center"/>
-            <w:hideMark/>
-          </w:tcPr>
-          <w:p>
-            <w:pPr>
-              <w:spacing w:after="0" w:line="360" w:lineRule="auto"/>
-              <w:rPr>
-                <w:rFonts w:cs="Times New Roman"/>
-                <w:sz w:val="24"/>
-                <w:szCs w:val="24"/>
-              </w:rPr>
-            </w:pPr>
-            <w:r>
-              <w:rPr>
-                <w:rFonts w:cs="Times New Roman"/>
-                <w:sz w:val="24"/>
-                <w:szCs w:val="24"/>
-              </w:rPr>
-              <w:t>Ожидаемый результат</w:t>
-            </w:r>
-          </w:p>
-        </w:tc>
-        <w:tc>
-          <w:tcPr>
-            <w:tcW w:w="0" w:type="auto"/>
-            <w:tcMar>
-              <w:top w:w="150" w:type="dxa"/>
-              <w:left w:w="240" w:type="dxa"/>
-              <w:bottom w:w="150" w:type="dxa"/>
-              <w:right w:w="0" w:type="dxa"/>
-            </w:tcMar>
-            <w:vAlign w:val="center"/>
-            <w:hideMark/>
-          </w:tcPr>
-          <w:p>
-            <w:pPr>
-              <w:spacing w:after="0" w:line="360" w:lineRule="auto"/>
-              <w:rPr>
-                <w:rFonts w:cs="Times New Roman"/>
-                <w:sz w:val="24"/>
-                <w:szCs w:val="24"/>
-              </w:rPr>
-            </w:pPr>
-            <w:r>
-              <w:rPr>
-                <w:rFonts w:cs="Times New Roman"/>
-                <w:sz w:val="24"/>
-                <w:szCs w:val="24"/>
-              </w:rPr>
-              <w:t>Появляется текст: «Зашифровать текст методом ROT13»</w:t>
-            </w:r>
-          </w:p>
-        </w:tc>
-      </w:tr>
-      <w:tr>
-        <w:tc>
-          <w:tcPr>
-            <w:tcW w:w="0" w:type="auto"/>
-            <w:tcMar>
-              <w:top w:w="150" w:type="dxa"/>
-              <w:left w:w="0" w:type="dxa"/>
-              <w:bottom w:w="150" w:type="dxa"/>
-              <w:right w:w="240" w:type="dxa"/>
-            </w:tcMar>
-            <w:vAlign w:val="center"/>
-            <w:hideMark/>
-          </w:tcPr>
-          <w:p>
-            <w:pPr>
-              <w:spacing w:after="0" w:line="360" w:lineRule="auto"/>
-              <w:rPr>
-                <w:rFonts w:cs="Times New Roman"/>
-                <w:sz w:val="24"/>
-                <w:szCs w:val="24"/>
-              </w:rPr>
-            </w:pPr>
-            <w:r>
-              <w:rPr>
-                <w:rStyle w:val="a3"/>
-                <w:rFonts w:cs="Times New Roman"/>
-                <w:b w:val="0"/>
-                <w:bCs w:val="0"/>
-                <w:sz w:val="24"/>
-                <w:szCs w:val="24"/>
-              </w:rPr>
-              <w:t>Фактический результат</w:t>
-            </w:r>
-          </w:p>
-        </w:tc>
-        <w:tc>
-          <w:tcPr>
-            <w:tcW w:w="0" w:type="auto"/>
-            <w:tcMar>
-              <w:top w:w="150" w:type="dxa"/>
-              <w:left w:w="240" w:type="dxa"/>
-              <w:bottom w:w="150" w:type="dxa"/>
-              <w:right w:w="0" w:type="dxa"/>
-            </w:tcMar>
-            <w:vAlign w:val="center"/>
-            <w:hideMark/>
-          </w:tcPr>
-          <w:p>
-            <w:pPr>
-              <w:spacing w:after="0" w:line="360" w:lineRule="auto"/>
-              <w:rPr>
-                <w:rFonts w:cs="Times New Roman"/>
-                <w:sz w:val="24"/>
-                <w:szCs w:val="24"/>
-              </w:rPr>
-            </w:pPr>
-            <w:r>
-              <w:rPr>
-                <w:rStyle w:val="a3"/>
-                <w:rFonts w:cs="Times New Roman"/>
-                <w:b w:val="0"/>
-                <w:bCs w:val="0"/>
-                <w:sz w:val="24"/>
-                <w:szCs w:val="24"/>
-              </w:rPr>
-              <w:t>Подсказка с текстом «Зашифровать текст методом ROT13» отобразилась</w:t>
             </w:r>
           </w:p>
         </w:tc>
@@ -17639,7 +16692,8 @@
         <w:rPr>
           <w:rFonts w:cs="Times New Roman"/>
         </w:rPr>
-        <w:t>Тестовый пример №16: TC_GUI_06</w:t>
+        <w:lastRenderedPageBreak/>
+        <w:t>Тестовый пример №15: TC_GUI_05</w:t>
       </w:r>
     </w:p>
     <w:tbl>
@@ -17662,8 +16716,8 @@
         <w:tblLook w:val="04A0" w:firstRow="1" w:lastRow="0" w:firstColumn="1" w:lastColumn="0" w:noHBand="0" w:noVBand="1"/>
       </w:tblPr>
       <w:tblGrid>
-        <w:gridCol w:w="2719"/>
-        <w:gridCol w:w="6641"/>
+        <w:gridCol w:w="2735"/>
+        <w:gridCol w:w="6625"/>
       </w:tblGrid>
       <w:tr>
         <w:trPr>
@@ -17696,7 +16750,6 @@
                 <w:sz w:val="24"/>
                 <w:szCs w:val="24"/>
               </w:rPr>
-              <w:lastRenderedPageBreak/>
               <w:t>Поле</w:t>
             </w:r>
           </w:p>
@@ -17792,7 +16845,7 @@
                 <w:sz w:val="24"/>
                 <w:szCs w:val="24"/>
               </w:rPr>
-              <w:t>TC_GUI_06</w:t>
+              <w:t>TC_GUI_05</w:t>
             </w:r>
           </w:p>
         </w:tc>
@@ -17920,7 +16973,7 @@
                 <w:sz w:val="24"/>
                 <w:szCs w:val="24"/>
               </w:rPr>
-              <w:t>Всплывающая подсказка на кнопке «Расшифровать»</w:t>
+              <w:t>Всплывающая подсказка на кнопке «Зашифровать»</w:t>
             </w:r>
           </w:p>
         </w:tc>
@@ -18002,7 +17055,7 @@
                 <w:sz w:val="24"/>
                 <w:szCs w:val="24"/>
               </w:rPr>
-              <w:t xml:space="preserve"> для кнопки «Расшифровать»</w:t>
+              <w:t xml:space="preserve"> для кнопки «Зашифровать»</w:t>
             </w:r>
           </w:p>
         </w:tc>
@@ -18066,7 +17119,7 @@
                 <w:sz w:val="24"/>
                 <w:szCs w:val="24"/>
               </w:rPr>
-              <w:t>1. Навести курсор на кнопку «Расшифровать»</w:t>
+              <w:t>1. Навести курсор на кнопку «Зашифровать»</w:t>
             </w:r>
             <w:r>
               <w:rPr>
@@ -18203,7 +17256,7 @@
                 <w:sz w:val="24"/>
                 <w:szCs w:val="24"/>
               </w:rPr>
-              <w:t>Появляется текст: «Расшифровать текст методом ROT13»</w:t>
+              <w:t>Появляется текст: «Зашифровать текст методом ROT13»</w:t>
             </w:r>
           </w:p>
         </w:tc>
@@ -18273,7 +17326,7 @@
                 <w:sz w:val="24"/>
                 <w:szCs w:val="24"/>
               </w:rPr>
-              <w:t>Подсказка с текстом «Расшифровать текст методом ROT13» отобразилась</w:t>
+              <w:t>Подсказка с текстом «Зашифровать текст методом ROT13» отобразилась</w:t>
             </w:r>
           </w:p>
         </w:tc>
@@ -18602,7 +17655,8 @@
         <w:rPr>
           <w:rFonts w:cs="Times New Roman"/>
         </w:rPr>
-        <w:t>Тестовый пример №17: TC_GUI_07</w:t>
+        <w:lastRenderedPageBreak/>
+        <w:t>Тестовый пример №16: TC_GUI_06</w:t>
       </w:r>
     </w:p>
     <w:tbl>
@@ -18625,8 +17679,8 @@
         <w:tblLook w:val="04A0" w:firstRow="1" w:lastRow="0" w:firstColumn="1" w:lastColumn="0" w:noHBand="0" w:noVBand="1"/>
       </w:tblPr>
       <w:tblGrid>
-        <w:gridCol w:w="2523"/>
-        <w:gridCol w:w="6837"/>
+        <w:gridCol w:w="2719"/>
+        <w:gridCol w:w="6641"/>
       </w:tblGrid>
       <w:tr>
         <w:trPr>
@@ -18659,7 +17713,6 @@
                 <w:sz w:val="24"/>
                 <w:szCs w:val="24"/>
               </w:rPr>
-              <w:lastRenderedPageBreak/>
               <w:t>Поле</w:t>
             </w:r>
           </w:p>
@@ -18755,7 +17808,7 @@
                 <w:sz w:val="24"/>
                 <w:szCs w:val="24"/>
               </w:rPr>
-              <w:t>TC_GUI_07</w:t>
+              <w:t>TC_GUI_06</w:t>
             </w:r>
           </w:p>
         </w:tc>
@@ -18819,7 +17872,7 @@
                 <w:sz w:val="24"/>
                 <w:szCs w:val="24"/>
               </w:rPr>
-              <w:t>Средний</w:t>
+              <w:t>Низкий</w:t>
             </w:r>
           </w:p>
         </w:tc>
@@ -18883,7 +17936,7 @@
                 <w:sz w:val="24"/>
                 <w:szCs w:val="24"/>
               </w:rPr>
-              <w:t>Адаптивность интерфейса при изменении размера окна</w:t>
+              <w:t>Всплывающая подсказка на кнопке «Расшифровать»</w:t>
             </w:r>
           </w:p>
         </w:tc>
@@ -18947,7 +18000,25 @@
                 <w:sz w:val="24"/>
                 <w:szCs w:val="24"/>
               </w:rPr>
-              <w:t>Проверить, что при растягивании окна элементы (включая обе кнопки) масштабируются корректно</w:t>
+              <w:t xml:space="preserve">Проверить </w:t>
+            </w:r>
+            <w:proofErr w:type="spellStart"/>
+            <w:r>
+              <w:rPr>
+                <w:rFonts w:cs="Times New Roman"/>
+                <w:sz w:val="24"/>
+                <w:szCs w:val="24"/>
+              </w:rPr>
+              <w:t>Tooltip</w:t>
+            </w:r>
+            <w:proofErr w:type="spellEnd"/>
+            <w:r>
+              <w:rPr>
+                <w:rFonts w:cs="Times New Roman"/>
+                <w:sz w:val="24"/>
+                <w:szCs w:val="24"/>
+              </w:rPr>
+              <w:t xml:space="preserve"> для кнопки «Расшифровать»</w:t>
             </w:r>
           </w:p>
         </w:tc>
@@ -19011,7 +18082,7 @@
                 <w:sz w:val="24"/>
                 <w:szCs w:val="24"/>
               </w:rPr>
-              <w:t>1. Запустить приложение</w:t>
+              <w:t>1. Навести курсор на кнопку «Расшифровать»</w:t>
             </w:r>
             <w:r>
               <w:rPr>
@@ -19020,16 +18091,7 @@
                 <w:szCs w:val="24"/>
               </w:rPr>
               <w:br/>
-              <w:t>2. Растянуть окно по ширине и высоте</w:t>
-            </w:r>
-            <w:r>
-              <w:rPr>
-                <w:rFonts w:cs="Times New Roman"/>
-                <w:sz w:val="24"/>
-                <w:szCs w:val="24"/>
-              </w:rPr>
-              <w:br/>
-              <w:t>3. Вернуть к исходному размеру</w:t>
+              <w:t>2. Дождаться подсказки</w:t>
             </w:r>
           </w:p>
         </w:tc>
@@ -19157,7 +18219,7 @@
                 <w:sz w:val="24"/>
                 <w:szCs w:val="24"/>
               </w:rPr>
-              <w:t>Элементы не накладываются друг на друга, текст не обрезается, обе кнопки видны и читаемы</w:t>
+              <w:t>Появляется текст: «Расшифровать текст методом ROT13»</w:t>
             </w:r>
           </w:p>
         </w:tc>
@@ -19227,7 +18289,7 @@
                 <w:sz w:val="24"/>
                 <w:szCs w:val="24"/>
               </w:rPr>
-              <w:t>Элементы корректно масштабируются, кнопки и текст остаются читаемыми</w:t>
+              <w:t>Подсказка с текстом «Расшифровать текст методом ROT13» отобразилась</w:t>
             </w:r>
           </w:p>
         </w:tc>
@@ -19361,8 +18423,64 @@
                 <w:sz w:val="24"/>
                 <w:szCs w:val="24"/>
               </w:rPr>
-              <w:t xml:space="preserve">Приложение запущено, </w:t>
-            </w:r>
+              <w:t>Приложение запущено</w:t>
+            </w:r>
+          </w:p>
+        </w:tc>
+      </w:tr>
+      <w:tr>
+        <w:tc>
+          <w:tcPr>
+            <w:tcW w:w="0" w:type="auto"/>
+            <w:tcMar>
+              <w:top w:w="150" w:type="dxa"/>
+              <w:left w:w="0" w:type="dxa"/>
+              <w:bottom w:w="150" w:type="dxa"/>
+              <w:right w:w="240" w:type="dxa"/>
+            </w:tcMar>
+            <w:vAlign w:val="center"/>
+            <w:hideMark/>
+          </w:tcPr>
+          <w:p>
+            <w:pPr>
+              <w:spacing w:after="0" w:line="360" w:lineRule="auto"/>
+              <w:rPr>
+                <w:rFonts w:cs="Times New Roman"/>
+                <w:sz w:val="24"/>
+                <w:szCs w:val="24"/>
+              </w:rPr>
+            </w:pPr>
+            <w:r>
+              <w:rPr>
+                <w:rFonts w:cs="Times New Roman"/>
+                <w:sz w:val="24"/>
+                <w:szCs w:val="24"/>
+              </w:rPr>
+              <w:t>Постусловие</w:t>
+            </w:r>
+          </w:p>
+        </w:tc>
+        <w:tc>
+          <w:tcPr>
+            <w:tcW w:w="0" w:type="auto"/>
+            <w:tcMar>
+              <w:top w:w="150" w:type="dxa"/>
+              <w:left w:w="240" w:type="dxa"/>
+              <w:bottom w:w="150" w:type="dxa"/>
+              <w:right w:w="0" w:type="dxa"/>
+            </w:tcMar>
+            <w:vAlign w:val="center"/>
+            <w:hideMark/>
+          </w:tcPr>
+          <w:p>
+            <w:pPr>
+              <w:spacing w:after="0" w:line="360" w:lineRule="auto"/>
+              <w:rPr>
+                <w:rFonts w:cs="Times New Roman"/>
+                <w:sz w:val="24"/>
+                <w:szCs w:val="24"/>
+              </w:rPr>
+            </w:pPr>
             <w:proofErr w:type="spellStart"/>
             <w:r>
               <w:rPr>
@@ -19370,7 +18488,7 @@
                 <w:sz w:val="24"/>
                 <w:szCs w:val="24"/>
               </w:rPr>
-              <w:t>ResizeMode</w:t>
+              <w:t>Tooltip</w:t>
             </w:r>
             <w:proofErr w:type="spellEnd"/>
             <w:r>
@@ -19379,982 +18497,7 @@
                 <w:sz w:val="24"/>
                 <w:szCs w:val="24"/>
               </w:rPr>
-              <w:t xml:space="preserve"> разрешает изменение размера</w:t>
-            </w:r>
-          </w:p>
-        </w:tc>
-      </w:tr>
-      <w:tr>
-        <w:tc>
-          <w:tcPr>
-            <w:tcW w:w="0" w:type="auto"/>
-            <w:tcMar>
-              <w:top w:w="150" w:type="dxa"/>
-              <w:left w:w="0" w:type="dxa"/>
-              <w:bottom w:w="150" w:type="dxa"/>
-              <w:right w:w="240" w:type="dxa"/>
-            </w:tcMar>
-            <w:vAlign w:val="center"/>
-            <w:hideMark/>
-          </w:tcPr>
-          <w:p>
-            <w:pPr>
-              <w:spacing w:after="0" w:line="360" w:lineRule="auto"/>
-              <w:rPr>
-                <w:rFonts w:cs="Times New Roman"/>
-                <w:sz w:val="24"/>
-                <w:szCs w:val="24"/>
-              </w:rPr>
-            </w:pPr>
-            <w:r>
-              <w:rPr>
-                <w:rFonts w:cs="Times New Roman"/>
-                <w:sz w:val="24"/>
-                <w:szCs w:val="24"/>
-              </w:rPr>
-              <w:t>Постусловие</w:t>
-            </w:r>
-          </w:p>
-        </w:tc>
-        <w:tc>
-          <w:tcPr>
-            <w:tcW w:w="0" w:type="auto"/>
-            <w:tcMar>
-              <w:top w:w="150" w:type="dxa"/>
-              <w:left w:w="240" w:type="dxa"/>
-              <w:bottom w:w="150" w:type="dxa"/>
-              <w:right w:w="0" w:type="dxa"/>
-            </w:tcMar>
-            <w:vAlign w:val="center"/>
-            <w:hideMark/>
-          </w:tcPr>
-          <w:p>
-            <w:pPr>
-              <w:spacing w:after="0" w:line="360" w:lineRule="auto"/>
-              <w:rPr>
-                <w:rFonts w:cs="Times New Roman"/>
-                <w:sz w:val="24"/>
-                <w:szCs w:val="24"/>
-              </w:rPr>
-            </w:pPr>
-            <w:r>
-              <w:rPr>
-                <w:rFonts w:cs="Times New Roman"/>
-                <w:sz w:val="24"/>
-                <w:szCs w:val="24"/>
-              </w:rPr>
-              <w:t>Интерфейс остаётся читаемым при любом размере окна</w:t>
-            </w:r>
-          </w:p>
-        </w:tc>
-      </w:tr>
-      <w:tr>
-        <w:tc>
-          <w:tcPr>
-            <w:tcW w:w="0" w:type="auto"/>
-            <w:tcMar>
-              <w:top w:w="150" w:type="dxa"/>
-              <w:left w:w="0" w:type="dxa"/>
-              <w:bottom w:w="150" w:type="dxa"/>
-              <w:right w:w="240" w:type="dxa"/>
-            </w:tcMar>
-            <w:vAlign w:val="center"/>
-            <w:hideMark/>
-          </w:tcPr>
-          <w:p>
-            <w:pPr>
-              <w:spacing w:after="0" w:line="360" w:lineRule="auto"/>
-              <w:rPr>
-                <w:rFonts w:cs="Times New Roman"/>
-                <w:sz w:val="24"/>
-                <w:szCs w:val="24"/>
-              </w:rPr>
-            </w:pPr>
-            <w:r>
-              <w:rPr>
-                <w:rFonts w:cs="Times New Roman"/>
-                <w:sz w:val="24"/>
-                <w:szCs w:val="24"/>
-              </w:rPr>
-              <w:t>Примечания</w:t>
-            </w:r>
-          </w:p>
-        </w:tc>
-        <w:tc>
-          <w:tcPr>
-            <w:tcW w:w="0" w:type="auto"/>
-            <w:tcMar>
-              <w:top w:w="150" w:type="dxa"/>
-              <w:left w:w="240" w:type="dxa"/>
-              <w:bottom w:w="150" w:type="dxa"/>
-              <w:right w:w="0" w:type="dxa"/>
-            </w:tcMar>
-            <w:vAlign w:val="center"/>
-            <w:hideMark/>
-          </w:tcPr>
-          <w:p>
-            <w:pPr>
-              <w:spacing w:after="0" w:line="360" w:lineRule="auto"/>
-              <w:rPr>
-                <w:rFonts w:cs="Times New Roman"/>
-                <w:sz w:val="24"/>
-                <w:szCs w:val="24"/>
-              </w:rPr>
-            </w:pPr>
-          </w:p>
-        </w:tc>
-      </w:tr>
-    </w:tbl>
-    <w:p>
-      <w:pPr>
-        <w:spacing w:after="0" w:line="360" w:lineRule="auto"/>
-        <w:rPr>
-          <w:rFonts w:cs="Times New Roman"/>
-        </w:rPr>
-      </w:pPr>
-    </w:p>
-    <w:p>
-      <w:pPr>
-        <w:spacing w:after="0" w:line="360" w:lineRule="auto"/>
-        <w:rPr>
-          <w:rFonts w:cs="Times New Roman"/>
-        </w:rPr>
-      </w:pPr>
-    </w:p>
-    <w:p>
-      <w:pPr>
-        <w:spacing w:after="0" w:line="360" w:lineRule="auto"/>
-        <w:rPr>
-          <w:rFonts w:cs="Times New Roman"/>
-        </w:rPr>
-      </w:pPr>
-    </w:p>
-    <w:p>
-      <w:pPr>
-        <w:spacing w:after="0" w:line="360" w:lineRule="auto"/>
-        <w:rPr>
-          <w:rFonts w:cs="Times New Roman"/>
-        </w:rPr>
-      </w:pPr>
-      <w:r>
-        <w:rPr>
-          <w:rFonts w:cs="Times New Roman"/>
-        </w:rPr>
-        <w:t>Тестовый пример №18: TC_GUI_08</w:t>
-      </w:r>
-    </w:p>
-    <w:tbl>
-      <w:tblPr>
-        <w:tblW w:w="9360" w:type="dxa"/>
-        <w:tblBorders>
-          <w:top w:val="single" w:sz="4" w:space="0" w:color="auto"/>
-          <w:left w:val="single" w:sz="4" w:space="0" w:color="auto"/>
-          <w:bottom w:val="single" w:sz="4" w:space="0" w:color="auto"/>
-          <w:right w:val="single" w:sz="4" w:space="0" w:color="auto"/>
-          <w:insideH w:val="single" w:sz="4" w:space="0" w:color="auto"/>
-          <w:insideV w:val="single" w:sz="4" w:space="0" w:color="auto"/>
-        </w:tblBorders>
-        <w:tblCellMar>
-          <w:top w:w="15" w:type="dxa"/>
-          <w:left w:w="15" w:type="dxa"/>
-          <w:bottom w:w="15" w:type="dxa"/>
-          <w:right w:w="15" w:type="dxa"/>
-        </w:tblCellMar>
-        <w:tblLook w:val="04A0" w:firstRow="1" w:lastRow="0" w:firstColumn="1" w:lastColumn="0" w:noHBand="0" w:noVBand="1"/>
-      </w:tblPr>
-      <w:tblGrid>
-        <w:gridCol w:w="2798"/>
-        <w:gridCol w:w="6562"/>
-      </w:tblGrid>
-      <w:tr>
-        <w:trPr>
-          <w:tblHeader/>
-        </w:trPr>
-        <w:tc>
-          <w:tcPr>
-            <w:tcW w:w="0" w:type="auto"/>
-            <w:tcMar>
-              <w:top w:w="150" w:type="dxa"/>
-              <w:left w:w="0" w:type="dxa"/>
-              <w:bottom w:w="150" w:type="dxa"/>
-              <w:right w:w="240" w:type="dxa"/>
-            </w:tcMar>
-            <w:vAlign w:val="center"/>
-            <w:hideMark/>
-          </w:tcPr>
-          <w:p>
-            <w:pPr>
-              <w:spacing w:after="0" w:line="360" w:lineRule="auto"/>
-              <w:rPr>
-                <w:rFonts w:cs="Times New Roman"/>
-                <w:sz w:val="24"/>
-                <w:szCs w:val="24"/>
-              </w:rPr>
-            </w:pPr>
-            <w:r>
-              <w:rPr>
-                <w:rFonts w:cs="Times New Roman"/>
-                <w:sz w:val="24"/>
-                <w:szCs w:val="24"/>
-              </w:rPr>
-              <w:lastRenderedPageBreak/>
-              <w:t>Поле</w:t>
-            </w:r>
-          </w:p>
-        </w:tc>
-        <w:tc>
-          <w:tcPr>
-            <w:tcW w:w="0" w:type="auto"/>
-            <w:tcMar>
-              <w:top w:w="150" w:type="dxa"/>
-              <w:left w:w="240" w:type="dxa"/>
-              <w:bottom w:w="150" w:type="dxa"/>
-              <w:right w:w="240" w:type="dxa"/>
-            </w:tcMar>
-            <w:vAlign w:val="center"/>
-            <w:hideMark/>
-          </w:tcPr>
-          <w:p>
-            <w:pPr>
-              <w:spacing w:after="0" w:line="360" w:lineRule="auto"/>
-              <w:rPr>
-                <w:rFonts w:cs="Times New Roman"/>
-                <w:sz w:val="24"/>
-                <w:szCs w:val="24"/>
-              </w:rPr>
-            </w:pPr>
-            <w:r>
-              <w:rPr>
-                <w:rFonts w:cs="Times New Roman"/>
-                <w:sz w:val="24"/>
-                <w:szCs w:val="24"/>
-              </w:rPr>
-              <w:t>Значение</w:t>
-            </w:r>
-          </w:p>
-        </w:tc>
-      </w:tr>
-      <w:tr>
-        <w:tc>
-          <w:tcPr>
-            <w:tcW w:w="0" w:type="auto"/>
-            <w:tcMar>
-              <w:top w:w="150" w:type="dxa"/>
-              <w:left w:w="0" w:type="dxa"/>
-              <w:bottom w:w="150" w:type="dxa"/>
-              <w:right w:w="240" w:type="dxa"/>
-            </w:tcMar>
-            <w:vAlign w:val="center"/>
-            <w:hideMark/>
-          </w:tcPr>
-          <w:p>
-            <w:pPr>
-              <w:spacing w:after="0" w:line="360" w:lineRule="auto"/>
-              <w:rPr>
-                <w:rFonts w:cs="Times New Roman"/>
-                <w:sz w:val="24"/>
-                <w:szCs w:val="24"/>
-              </w:rPr>
-            </w:pPr>
-            <w:r>
-              <w:rPr>
-                <w:rFonts w:cs="Times New Roman"/>
-                <w:sz w:val="24"/>
-                <w:szCs w:val="24"/>
-              </w:rPr>
-              <w:t>Тестовый пример №</w:t>
-            </w:r>
-          </w:p>
-        </w:tc>
-        <w:tc>
-          <w:tcPr>
-            <w:tcW w:w="0" w:type="auto"/>
-            <w:tcMar>
-              <w:top w:w="150" w:type="dxa"/>
-              <w:left w:w="240" w:type="dxa"/>
-              <w:bottom w:w="150" w:type="dxa"/>
-              <w:right w:w="0" w:type="dxa"/>
-            </w:tcMar>
-            <w:vAlign w:val="center"/>
-            <w:hideMark/>
-          </w:tcPr>
-          <w:p>
-            <w:pPr>
-              <w:spacing w:after="0" w:line="360" w:lineRule="auto"/>
-              <w:rPr>
-                <w:rFonts w:cs="Times New Roman"/>
-                <w:sz w:val="24"/>
-                <w:szCs w:val="24"/>
-              </w:rPr>
-            </w:pPr>
-            <w:r>
-              <w:rPr>
-                <w:rFonts w:cs="Times New Roman"/>
-                <w:sz w:val="24"/>
-                <w:szCs w:val="24"/>
-              </w:rPr>
-              <w:t>TC_GUI_08</w:t>
-            </w:r>
-          </w:p>
-        </w:tc>
-      </w:tr>
-      <w:tr>
-        <w:tc>
-          <w:tcPr>
-            <w:tcW w:w="0" w:type="auto"/>
-            <w:tcMar>
-              <w:top w:w="150" w:type="dxa"/>
-              <w:left w:w="0" w:type="dxa"/>
-              <w:bottom w:w="150" w:type="dxa"/>
-              <w:right w:w="240" w:type="dxa"/>
-            </w:tcMar>
-            <w:vAlign w:val="center"/>
-            <w:hideMark/>
-          </w:tcPr>
-          <w:p>
-            <w:pPr>
-              <w:spacing w:after="0" w:line="360" w:lineRule="auto"/>
-              <w:rPr>
-                <w:rFonts w:cs="Times New Roman"/>
-                <w:sz w:val="24"/>
-                <w:szCs w:val="24"/>
-              </w:rPr>
-            </w:pPr>
-            <w:r>
-              <w:rPr>
-                <w:rFonts w:cs="Times New Roman"/>
-                <w:sz w:val="24"/>
-                <w:szCs w:val="24"/>
-              </w:rPr>
-              <w:t>Приоритет тестирования</w:t>
-            </w:r>
-          </w:p>
-        </w:tc>
-        <w:tc>
-          <w:tcPr>
-            <w:tcW w:w="0" w:type="auto"/>
-            <w:tcMar>
-              <w:top w:w="150" w:type="dxa"/>
-              <w:left w:w="240" w:type="dxa"/>
-              <w:bottom w:w="150" w:type="dxa"/>
-              <w:right w:w="0" w:type="dxa"/>
-            </w:tcMar>
-            <w:vAlign w:val="center"/>
-            <w:hideMark/>
-          </w:tcPr>
-          <w:p>
-            <w:pPr>
-              <w:spacing w:after="0" w:line="360" w:lineRule="auto"/>
-              <w:rPr>
-                <w:rFonts w:cs="Times New Roman"/>
-                <w:sz w:val="24"/>
-                <w:szCs w:val="24"/>
-              </w:rPr>
-            </w:pPr>
-            <w:r>
-              <w:rPr>
-                <w:rFonts w:cs="Times New Roman"/>
-                <w:sz w:val="24"/>
-                <w:szCs w:val="24"/>
-              </w:rPr>
-              <w:t>Низкий</w:t>
-            </w:r>
-          </w:p>
-        </w:tc>
-      </w:tr>
-      <w:tr>
-        <w:tc>
-          <w:tcPr>
-            <w:tcW w:w="0" w:type="auto"/>
-            <w:tcMar>
-              <w:top w:w="150" w:type="dxa"/>
-              <w:left w:w="0" w:type="dxa"/>
-              <w:bottom w:w="150" w:type="dxa"/>
-              <w:right w:w="240" w:type="dxa"/>
-            </w:tcMar>
-            <w:vAlign w:val="center"/>
-            <w:hideMark/>
-          </w:tcPr>
-          <w:p>
-            <w:pPr>
-              <w:spacing w:after="0" w:line="360" w:lineRule="auto"/>
-              <w:rPr>
-                <w:rFonts w:cs="Times New Roman"/>
-                <w:sz w:val="24"/>
-                <w:szCs w:val="24"/>
-              </w:rPr>
-            </w:pPr>
-            <w:r>
-              <w:rPr>
-                <w:rFonts w:cs="Times New Roman"/>
-                <w:sz w:val="24"/>
-                <w:szCs w:val="24"/>
-              </w:rPr>
-              <w:t>Заголовок теста</w:t>
-            </w:r>
-          </w:p>
-        </w:tc>
-        <w:tc>
-          <w:tcPr>
-            <w:tcW w:w="0" w:type="auto"/>
-            <w:tcMar>
-              <w:top w:w="150" w:type="dxa"/>
-              <w:left w:w="240" w:type="dxa"/>
-              <w:bottom w:w="150" w:type="dxa"/>
-              <w:right w:w="0" w:type="dxa"/>
-            </w:tcMar>
-            <w:vAlign w:val="center"/>
-            <w:hideMark/>
-          </w:tcPr>
-          <w:p>
-            <w:pPr>
-              <w:spacing w:after="0" w:line="360" w:lineRule="auto"/>
-              <w:rPr>
-                <w:rFonts w:cs="Times New Roman"/>
-                <w:sz w:val="24"/>
-                <w:szCs w:val="24"/>
-              </w:rPr>
-            </w:pPr>
-            <w:r>
-              <w:rPr>
-                <w:rFonts w:cs="Times New Roman"/>
-                <w:sz w:val="24"/>
-                <w:szCs w:val="24"/>
-              </w:rPr>
-              <w:t>Корректное закрытие приложения</w:t>
-            </w:r>
-          </w:p>
-        </w:tc>
-      </w:tr>
-      <w:tr>
-        <w:tc>
-          <w:tcPr>
-            <w:tcW w:w="0" w:type="auto"/>
-            <w:tcMar>
-              <w:top w:w="150" w:type="dxa"/>
-              <w:left w:w="0" w:type="dxa"/>
-              <w:bottom w:w="150" w:type="dxa"/>
-              <w:right w:w="240" w:type="dxa"/>
-            </w:tcMar>
-            <w:vAlign w:val="center"/>
-            <w:hideMark/>
-          </w:tcPr>
-          <w:p>
-            <w:pPr>
-              <w:spacing w:after="0" w:line="360" w:lineRule="auto"/>
-              <w:rPr>
-                <w:rFonts w:cs="Times New Roman"/>
-                <w:sz w:val="24"/>
-                <w:szCs w:val="24"/>
-              </w:rPr>
-            </w:pPr>
-            <w:r>
-              <w:rPr>
-                <w:rFonts w:cs="Times New Roman"/>
-                <w:sz w:val="24"/>
-                <w:szCs w:val="24"/>
-              </w:rPr>
-              <w:t>Краткое изложение</w:t>
-            </w:r>
-          </w:p>
-        </w:tc>
-        <w:tc>
-          <w:tcPr>
-            <w:tcW w:w="0" w:type="auto"/>
-            <w:tcMar>
-              <w:top w:w="150" w:type="dxa"/>
-              <w:left w:w="240" w:type="dxa"/>
-              <w:bottom w:w="150" w:type="dxa"/>
-              <w:right w:w="0" w:type="dxa"/>
-            </w:tcMar>
-            <w:vAlign w:val="center"/>
-            <w:hideMark/>
-          </w:tcPr>
-          <w:p>
-            <w:pPr>
-              <w:spacing w:after="0" w:line="360" w:lineRule="auto"/>
-              <w:rPr>
-                <w:rFonts w:cs="Times New Roman"/>
-                <w:sz w:val="24"/>
-                <w:szCs w:val="24"/>
-              </w:rPr>
-            </w:pPr>
-            <w:r>
-              <w:rPr>
-                <w:rFonts w:cs="Times New Roman"/>
-                <w:sz w:val="24"/>
-                <w:szCs w:val="24"/>
-              </w:rPr>
-              <w:t>Проверить, что приложение закрывается без исключений</w:t>
-            </w:r>
-          </w:p>
-        </w:tc>
-      </w:tr>
-      <w:tr>
-        <w:tc>
-          <w:tcPr>
-            <w:tcW w:w="0" w:type="auto"/>
-            <w:tcMar>
-              <w:top w:w="150" w:type="dxa"/>
-              <w:left w:w="0" w:type="dxa"/>
-              <w:bottom w:w="150" w:type="dxa"/>
-              <w:right w:w="240" w:type="dxa"/>
-            </w:tcMar>
-            <w:vAlign w:val="center"/>
-            <w:hideMark/>
-          </w:tcPr>
-          <w:p>
-            <w:pPr>
-              <w:spacing w:after="0" w:line="360" w:lineRule="auto"/>
-              <w:rPr>
-                <w:rFonts w:cs="Times New Roman"/>
-                <w:sz w:val="24"/>
-                <w:szCs w:val="24"/>
-              </w:rPr>
-            </w:pPr>
-            <w:r>
-              <w:rPr>
-                <w:rFonts w:cs="Times New Roman"/>
-                <w:sz w:val="24"/>
-                <w:szCs w:val="24"/>
-              </w:rPr>
-              <w:t>Этапы теста</w:t>
-            </w:r>
-          </w:p>
-        </w:tc>
-        <w:tc>
-          <w:tcPr>
-            <w:tcW w:w="0" w:type="auto"/>
-            <w:tcMar>
-              <w:top w:w="150" w:type="dxa"/>
-              <w:left w:w="240" w:type="dxa"/>
-              <w:bottom w:w="150" w:type="dxa"/>
-              <w:right w:w="0" w:type="dxa"/>
-            </w:tcMar>
-            <w:vAlign w:val="center"/>
-            <w:hideMark/>
-          </w:tcPr>
-          <w:p>
-            <w:pPr>
-              <w:spacing w:after="0" w:line="360" w:lineRule="auto"/>
-              <w:rPr>
-                <w:rFonts w:cs="Times New Roman"/>
-                <w:sz w:val="24"/>
-                <w:szCs w:val="24"/>
-              </w:rPr>
-            </w:pPr>
-            <w:r>
-              <w:rPr>
-                <w:rFonts w:cs="Times New Roman"/>
-                <w:sz w:val="24"/>
-                <w:szCs w:val="24"/>
-              </w:rPr>
-              <w:t>1. Запустить приложение</w:t>
-            </w:r>
-            <w:r>
-              <w:rPr>
-                <w:rFonts w:cs="Times New Roman"/>
-                <w:sz w:val="24"/>
-                <w:szCs w:val="24"/>
-              </w:rPr>
-              <w:br/>
-              <w:t>2. Нажать крестик в заголовке окна</w:t>
-            </w:r>
-          </w:p>
-        </w:tc>
-      </w:tr>
-      <w:tr>
-        <w:tc>
-          <w:tcPr>
-            <w:tcW w:w="0" w:type="auto"/>
-            <w:tcMar>
-              <w:top w:w="150" w:type="dxa"/>
-              <w:left w:w="0" w:type="dxa"/>
-              <w:bottom w:w="150" w:type="dxa"/>
-              <w:right w:w="240" w:type="dxa"/>
-            </w:tcMar>
-            <w:vAlign w:val="center"/>
-            <w:hideMark/>
-          </w:tcPr>
-          <w:p>
-            <w:pPr>
-              <w:spacing w:after="0" w:line="360" w:lineRule="auto"/>
-              <w:rPr>
-                <w:rFonts w:cs="Times New Roman"/>
-                <w:sz w:val="24"/>
-                <w:szCs w:val="24"/>
-              </w:rPr>
-            </w:pPr>
-            <w:r>
-              <w:rPr>
-                <w:rFonts w:cs="Times New Roman"/>
-                <w:sz w:val="24"/>
-                <w:szCs w:val="24"/>
-              </w:rPr>
-              <w:t>Тестовые данные</w:t>
-            </w:r>
-          </w:p>
-        </w:tc>
-        <w:tc>
-          <w:tcPr>
-            <w:tcW w:w="0" w:type="auto"/>
-            <w:tcMar>
-              <w:top w:w="150" w:type="dxa"/>
-              <w:left w:w="240" w:type="dxa"/>
-              <w:bottom w:w="150" w:type="dxa"/>
-              <w:right w:w="0" w:type="dxa"/>
-            </w:tcMar>
-            <w:vAlign w:val="center"/>
-            <w:hideMark/>
-          </w:tcPr>
-          <w:p>
-            <w:pPr>
-              <w:spacing w:after="0" w:line="360" w:lineRule="auto"/>
-              <w:rPr>
-                <w:rFonts w:cs="Times New Roman"/>
-                <w:sz w:val="24"/>
-                <w:szCs w:val="24"/>
-              </w:rPr>
-            </w:pPr>
-            <w:r>
-              <w:rPr>
-                <w:rFonts w:cs="Times New Roman"/>
-                <w:sz w:val="24"/>
-                <w:szCs w:val="24"/>
-              </w:rPr>
-              <w:t>—</w:t>
-            </w:r>
-          </w:p>
-        </w:tc>
-      </w:tr>
-      <w:tr>
-        <w:tc>
-          <w:tcPr>
-            <w:tcW w:w="0" w:type="auto"/>
-            <w:tcMar>
-              <w:top w:w="150" w:type="dxa"/>
-              <w:left w:w="0" w:type="dxa"/>
-              <w:bottom w:w="150" w:type="dxa"/>
-              <w:right w:w="240" w:type="dxa"/>
-            </w:tcMar>
-            <w:vAlign w:val="center"/>
-            <w:hideMark/>
-          </w:tcPr>
-          <w:p>
-            <w:pPr>
-              <w:spacing w:after="0" w:line="360" w:lineRule="auto"/>
-              <w:rPr>
-                <w:rFonts w:cs="Times New Roman"/>
-                <w:sz w:val="24"/>
-                <w:szCs w:val="24"/>
-              </w:rPr>
-            </w:pPr>
-            <w:r>
-              <w:rPr>
-                <w:rFonts w:cs="Times New Roman"/>
-                <w:sz w:val="24"/>
-                <w:szCs w:val="24"/>
-              </w:rPr>
-              <w:t>Ожидаемый результат</w:t>
-            </w:r>
-          </w:p>
-        </w:tc>
-        <w:tc>
-          <w:tcPr>
-            <w:tcW w:w="0" w:type="auto"/>
-            <w:tcMar>
-              <w:top w:w="150" w:type="dxa"/>
-              <w:left w:w="240" w:type="dxa"/>
-              <w:bottom w:w="150" w:type="dxa"/>
-              <w:right w:w="0" w:type="dxa"/>
-            </w:tcMar>
-            <w:vAlign w:val="center"/>
-            <w:hideMark/>
-          </w:tcPr>
-          <w:p>
-            <w:pPr>
-              <w:spacing w:after="0" w:line="360" w:lineRule="auto"/>
-              <w:rPr>
-                <w:rFonts w:cs="Times New Roman"/>
-                <w:sz w:val="24"/>
-                <w:szCs w:val="24"/>
-              </w:rPr>
-            </w:pPr>
-            <w:r>
-              <w:rPr>
-                <w:rFonts w:cs="Times New Roman"/>
-                <w:sz w:val="24"/>
-                <w:szCs w:val="24"/>
-              </w:rPr>
-              <w:t>Приложение закрывается, процессов в диспетчере задач не остаётся</w:t>
-            </w:r>
-          </w:p>
-        </w:tc>
-      </w:tr>
-      <w:tr>
-        <w:tc>
-          <w:tcPr>
-            <w:tcW w:w="0" w:type="auto"/>
-            <w:tcMar>
-              <w:top w:w="150" w:type="dxa"/>
-              <w:left w:w="0" w:type="dxa"/>
-              <w:bottom w:w="150" w:type="dxa"/>
-              <w:right w:w="240" w:type="dxa"/>
-            </w:tcMar>
-            <w:vAlign w:val="center"/>
-            <w:hideMark/>
-          </w:tcPr>
-          <w:p>
-            <w:pPr>
-              <w:spacing w:after="0" w:line="360" w:lineRule="auto"/>
-              <w:rPr>
-                <w:rFonts w:cs="Times New Roman"/>
-                <w:sz w:val="24"/>
-                <w:szCs w:val="24"/>
-              </w:rPr>
-            </w:pPr>
-            <w:r>
-              <w:rPr>
-                <w:rStyle w:val="a3"/>
-                <w:rFonts w:cs="Times New Roman"/>
-                <w:b w:val="0"/>
-                <w:bCs w:val="0"/>
-                <w:sz w:val="24"/>
-                <w:szCs w:val="24"/>
-              </w:rPr>
-              <w:t>Фактический результат</w:t>
-            </w:r>
-          </w:p>
-        </w:tc>
-        <w:tc>
-          <w:tcPr>
-            <w:tcW w:w="0" w:type="auto"/>
-            <w:tcMar>
-              <w:top w:w="150" w:type="dxa"/>
-              <w:left w:w="240" w:type="dxa"/>
-              <w:bottom w:w="150" w:type="dxa"/>
-              <w:right w:w="0" w:type="dxa"/>
-            </w:tcMar>
-            <w:vAlign w:val="center"/>
-            <w:hideMark/>
-          </w:tcPr>
-          <w:p>
-            <w:pPr>
-              <w:spacing w:after="0" w:line="360" w:lineRule="auto"/>
-              <w:rPr>
-                <w:rFonts w:cs="Times New Roman"/>
-                <w:sz w:val="24"/>
-                <w:szCs w:val="24"/>
-              </w:rPr>
-            </w:pPr>
-            <w:r>
-              <w:rPr>
-                <w:rStyle w:val="a3"/>
-                <w:rFonts w:cs="Times New Roman"/>
-                <w:b w:val="0"/>
-                <w:bCs w:val="0"/>
-                <w:sz w:val="24"/>
-                <w:szCs w:val="24"/>
-              </w:rPr>
-              <w:t>Приложение закрылось без ошибок, процесс завершился</w:t>
-            </w:r>
-          </w:p>
-        </w:tc>
-      </w:tr>
-      <w:tr>
-        <w:tc>
-          <w:tcPr>
-            <w:tcW w:w="0" w:type="auto"/>
-            <w:tcMar>
-              <w:top w:w="150" w:type="dxa"/>
-              <w:left w:w="0" w:type="dxa"/>
-              <w:bottom w:w="150" w:type="dxa"/>
-              <w:right w:w="240" w:type="dxa"/>
-            </w:tcMar>
-            <w:vAlign w:val="center"/>
-            <w:hideMark/>
-          </w:tcPr>
-          <w:p>
-            <w:pPr>
-              <w:spacing w:after="0" w:line="360" w:lineRule="auto"/>
-              <w:rPr>
-                <w:rFonts w:cs="Times New Roman"/>
-                <w:sz w:val="24"/>
-                <w:szCs w:val="24"/>
-              </w:rPr>
-            </w:pPr>
-            <w:r>
-              <w:rPr>
-                <w:rStyle w:val="a3"/>
-                <w:rFonts w:cs="Times New Roman"/>
-                <w:b w:val="0"/>
-                <w:bCs w:val="0"/>
-                <w:sz w:val="24"/>
-                <w:szCs w:val="24"/>
-              </w:rPr>
-              <w:t>Статус</w:t>
-            </w:r>
-          </w:p>
-        </w:tc>
-        <w:tc>
-          <w:tcPr>
-            <w:tcW w:w="0" w:type="auto"/>
-            <w:tcMar>
-              <w:top w:w="150" w:type="dxa"/>
-              <w:left w:w="240" w:type="dxa"/>
-              <w:bottom w:w="150" w:type="dxa"/>
-              <w:right w:w="0" w:type="dxa"/>
-            </w:tcMar>
-            <w:vAlign w:val="center"/>
-            <w:hideMark/>
-          </w:tcPr>
-          <w:p>
-            <w:pPr>
-              <w:spacing w:after="0" w:line="360" w:lineRule="auto"/>
-              <w:rPr>
-                <w:rFonts w:cs="Times New Roman"/>
-                <w:sz w:val="24"/>
-                <w:szCs w:val="24"/>
-              </w:rPr>
-            </w:pPr>
-            <w:r>
-              <w:rPr>
-                <w:rStyle w:val="a3"/>
-                <w:rFonts w:cs="Times New Roman"/>
-                <w:b w:val="0"/>
-                <w:bCs w:val="0"/>
-                <w:sz w:val="24"/>
-                <w:szCs w:val="24"/>
-              </w:rPr>
-              <w:t>Пройден</w:t>
-            </w:r>
-          </w:p>
-        </w:tc>
-      </w:tr>
-      <w:tr>
-        <w:tc>
-          <w:tcPr>
-            <w:tcW w:w="0" w:type="auto"/>
-            <w:tcMar>
-              <w:top w:w="150" w:type="dxa"/>
-              <w:left w:w="0" w:type="dxa"/>
-              <w:bottom w:w="150" w:type="dxa"/>
-              <w:right w:w="240" w:type="dxa"/>
-            </w:tcMar>
-            <w:vAlign w:val="center"/>
-            <w:hideMark/>
-          </w:tcPr>
-          <w:p>
-            <w:pPr>
-              <w:spacing w:after="0" w:line="360" w:lineRule="auto"/>
-              <w:rPr>
-                <w:rFonts w:cs="Times New Roman"/>
-                <w:sz w:val="24"/>
-                <w:szCs w:val="24"/>
-              </w:rPr>
-            </w:pPr>
-            <w:r>
-              <w:rPr>
-                <w:rFonts w:cs="Times New Roman"/>
-                <w:sz w:val="24"/>
-                <w:szCs w:val="24"/>
-              </w:rPr>
-              <w:t>Предварительное условие</w:t>
-            </w:r>
-          </w:p>
-        </w:tc>
-        <w:tc>
-          <w:tcPr>
-            <w:tcW w:w="0" w:type="auto"/>
-            <w:tcMar>
-              <w:top w:w="150" w:type="dxa"/>
-              <w:left w:w="240" w:type="dxa"/>
-              <w:bottom w:w="150" w:type="dxa"/>
-              <w:right w:w="0" w:type="dxa"/>
-            </w:tcMar>
-            <w:vAlign w:val="center"/>
-            <w:hideMark/>
-          </w:tcPr>
-          <w:p>
-            <w:pPr>
-              <w:spacing w:after="0" w:line="360" w:lineRule="auto"/>
-              <w:rPr>
-                <w:rFonts w:cs="Times New Roman"/>
-                <w:sz w:val="24"/>
-                <w:szCs w:val="24"/>
-              </w:rPr>
-            </w:pPr>
-            <w:r>
-              <w:rPr>
-                <w:rFonts w:cs="Times New Roman"/>
-                <w:sz w:val="24"/>
-                <w:szCs w:val="24"/>
-              </w:rPr>
-              <w:t>Приложение запущено</w:t>
-            </w:r>
-          </w:p>
-        </w:tc>
-      </w:tr>
-      <w:tr>
-        <w:tc>
-          <w:tcPr>
-            <w:tcW w:w="0" w:type="auto"/>
-            <w:tcMar>
-              <w:top w:w="150" w:type="dxa"/>
-              <w:left w:w="0" w:type="dxa"/>
-              <w:bottom w:w="150" w:type="dxa"/>
-              <w:right w:w="240" w:type="dxa"/>
-            </w:tcMar>
-            <w:vAlign w:val="center"/>
-            <w:hideMark/>
-          </w:tcPr>
-          <w:p>
-            <w:pPr>
-              <w:spacing w:after="0" w:line="360" w:lineRule="auto"/>
-              <w:rPr>
-                <w:rFonts w:cs="Times New Roman"/>
-                <w:sz w:val="24"/>
-                <w:szCs w:val="24"/>
-              </w:rPr>
-            </w:pPr>
-            <w:r>
-              <w:rPr>
-                <w:rFonts w:cs="Times New Roman"/>
-                <w:sz w:val="24"/>
-                <w:szCs w:val="24"/>
-              </w:rPr>
-              <w:t>Постусловие</w:t>
-            </w:r>
-          </w:p>
-        </w:tc>
-        <w:tc>
-          <w:tcPr>
-            <w:tcW w:w="0" w:type="auto"/>
-            <w:tcMar>
-              <w:top w:w="150" w:type="dxa"/>
-              <w:left w:w="240" w:type="dxa"/>
-              <w:bottom w:w="150" w:type="dxa"/>
-              <w:right w:w="0" w:type="dxa"/>
-            </w:tcMar>
-            <w:vAlign w:val="center"/>
-            <w:hideMark/>
-          </w:tcPr>
-          <w:p>
-            <w:pPr>
-              <w:spacing w:after="0" w:line="360" w:lineRule="auto"/>
-              <w:rPr>
-                <w:rFonts w:cs="Times New Roman"/>
-                <w:sz w:val="24"/>
-                <w:szCs w:val="24"/>
-              </w:rPr>
-            </w:pPr>
-            <w:r>
-              <w:rPr>
-                <w:rFonts w:cs="Times New Roman"/>
-                <w:sz w:val="24"/>
-                <w:szCs w:val="24"/>
-              </w:rPr>
-              <w:t>Процесс завершён</w:t>
+              <w:t xml:space="preserve"> отображается корректно</w:t>
             </w:r>
           </w:p>
         </w:tc>
@@ -20475,6 +18618,1888 @@
         <w:rPr>
           <w:rFonts w:cs="Times New Roman"/>
         </w:rPr>
+        <w:lastRenderedPageBreak/>
+        <w:t>Тестовый пример №17: TC_GUI_07</w:t>
+      </w:r>
+    </w:p>
+    <w:tbl>
+      <w:tblPr>
+        <w:tblW w:w="9360" w:type="dxa"/>
+        <w:tblBorders>
+          <w:top w:val="single" w:sz="4" w:space="0" w:color="auto"/>
+          <w:left w:val="single" w:sz="4" w:space="0" w:color="auto"/>
+          <w:bottom w:val="single" w:sz="4" w:space="0" w:color="auto"/>
+          <w:right w:val="single" w:sz="4" w:space="0" w:color="auto"/>
+          <w:insideH w:val="single" w:sz="4" w:space="0" w:color="auto"/>
+          <w:insideV w:val="single" w:sz="4" w:space="0" w:color="auto"/>
+        </w:tblBorders>
+        <w:tblCellMar>
+          <w:top w:w="15" w:type="dxa"/>
+          <w:left w:w="15" w:type="dxa"/>
+          <w:bottom w:w="15" w:type="dxa"/>
+          <w:right w:w="15" w:type="dxa"/>
+        </w:tblCellMar>
+        <w:tblLook w:val="04A0" w:firstRow="1" w:lastRow="0" w:firstColumn="1" w:lastColumn="0" w:noHBand="0" w:noVBand="1"/>
+      </w:tblPr>
+      <w:tblGrid>
+        <w:gridCol w:w="2523"/>
+        <w:gridCol w:w="6837"/>
+      </w:tblGrid>
+      <w:tr>
+        <w:trPr>
+          <w:tblHeader/>
+        </w:trPr>
+        <w:tc>
+          <w:tcPr>
+            <w:tcW w:w="0" w:type="auto"/>
+            <w:tcMar>
+              <w:top w:w="150" w:type="dxa"/>
+              <w:left w:w="0" w:type="dxa"/>
+              <w:bottom w:w="150" w:type="dxa"/>
+              <w:right w:w="240" w:type="dxa"/>
+            </w:tcMar>
+            <w:vAlign w:val="center"/>
+            <w:hideMark/>
+          </w:tcPr>
+          <w:p>
+            <w:pPr>
+              <w:spacing w:after="0" w:line="360" w:lineRule="auto"/>
+              <w:rPr>
+                <w:rFonts w:cs="Times New Roman"/>
+                <w:sz w:val="24"/>
+                <w:szCs w:val="24"/>
+              </w:rPr>
+            </w:pPr>
+            <w:r>
+              <w:rPr>
+                <w:rFonts w:cs="Times New Roman"/>
+                <w:sz w:val="24"/>
+                <w:szCs w:val="24"/>
+              </w:rPr>
+              <w:t>Поле</w:t>
+            </w:r>
+          </w:p>
+        </w:tc>
+        <w:tc>
+          <w:tcPr>
+            <w:tcW w:w="0" w:type="auto"/>
+            <w:tcMar>
+              <w:top w:w="150" w:type="dxa"/>
+              <w:left w:w="240" w:type="dxa"/>
+              <w:bottom w:w="150" w:type="dxa"/>
+              <w:right w:w="240" w:type="dxa"/>
+            </w:tcMar>
+            <w:vAlign w:val="center"/>
+            <w:hideMark/>
+          </w:tcPr>
+          <w:p>
+            <w:pPr>
+              <w:spacing w:after="0" w:line="360" w:lineRule="auto"/>
+              <w:rPr>
+                <w:rFonts w:cs="Times New Roman"/>
+                <w:sz w:val="24"/>
+                <w:szCs w:val="24"/>
+              </w:rPr>
+            </w:pPr>
+            <w:r>
+              <w:rPr>
+                <w:rFonts w:cs="Times New Roman"/>
+                <w:sz w:val="24"/>
+                <w:szCs w:val="24"/>
+              </w:rPr>
+              <w:t>Значение</w:t>
+            </w:r>
+          </w:p>
+        </w:tc>
+      </w:tr>
+      <w:tr>
+        <w:tc>
+          <w:tcPr>
+            <w:tcW w:w="0" w:type="auto"/>
+            <w:tcMar>
+              <w:top w:w="150" w:type="dxa"/>
+              <w:left w:w="0" w:type="dxa"/>
+              <w:bottom w:w="150" w:type="dxa"/>
+              <w:right w:w="240" w:type="dxa"/>
+            </w:tcMar>
+            <w:vAlign w:val="center"/>
+            <w:hideMark/>
+          </w:tcPr>
+          <w:p>
+            <w:pPr>
+              <w:spacing w:after="0" w:line="360" w:lineRule="auto"/>
+              <w:rPr>
+                <w:rFonts w:cs="Times New Roman"/>
+                <w:sz w:val="24"/>
+                <w:szCs w:val="24"/>
+              </w:rPr>
+            </w:pPr>
+            <w:r>
+              <w:rPr>
+                <w:rFonts w:cs="Times New Roman"/>
+                <w:sz w:val="24"/>
+                <w:szCs w:val="24"/>
+              </w:rPr>
+              <w:t>Тестовый пример №</w:t>
+            </w:r>
+          </w:p>
+        </w:tc>
+        <w:tc>
+          <w:tcPr>
+            <w:tcW w:w="0" w:type="auto"/>
+            <w:tcMar>
+              <w:top w:w="150" w:type="dxa"/>
+              <w:left w:w="240" w:type="dxa"/>
+              <w:bottom w:w="150" w:type="dxa"/>
+              <w:right w:w="0" w:type="dxa"/>
+            </w:tcMar>
+            <w:vAlign w:val="center"/>
+            <w:hideMark/>
+          </w:tcPr>
+          <w:p>
+            <w:pPr>
+              <w:spacing w:after="0" w:line="360" w:lineRule="auto"/>
+              <w:rPr>
+                <w:rFonts w:cs="Times New Roman"/>
+                <w:sz w:val="24"/>
+                <w:szCs w:val="24"/>
+              </w:rPr>
+            </w:pPr>
+            <w:r>
+              <w:rPr>
+                <w:rFonts w:cs="Times New Roman"/>
+                <w:sz w:val="24"/>
+                <w:szCs w:val="24"/>
+              </w:rPr>
+              <w:t>TC_GUI_07</w:t>
+            </w:r>
+          </w:p>
+        </w:tc>
+      </w:tr>
+      <w:tr>
+        <w:tc>
+          <w:tcPr>
+            <w:tcW w:w="0" w:type="auto"/>
+            <w:tcMar>
+              <w:top w:w="150" w:type="dxa"/>
+              <w:left w:w="0" w:type="dxa"/>
+              <w:bottom w:w="150" w:type="dxa"/>
+              <w:right w:w="240" w:type="dxa"/>
+            </w:tcMar>
+            <w:vAlign w:val="center"/>
+            <w:hideMark/>
+          </w:tcPr>
+          <w:p>
+            <w:pPr>
+              <w:spacing w:after="0" w:line="360" w:lineRule="auto"/>
+              <w:rPr>
+                <w:rFonts w:cs="Times New Roman"/>
+                <w:sz w:val="24"/>
+                <w:szCs w:val="24"/>
+              </w:rPr>
+            </w:pPr>
+            <w:r>
+              <w:rPr>
+                <w:rFonts w:cs="Times New Roman"/>
+                <w:sz w:val="24"/>
+                <w:szCs w:val="24"/>
+              </w:rPr>
+              <w:t>Приоритет тестирования</w:t>
+            </w:r>
+          </w:p>
+        </w:tc>
+        <w:tc>
+          <w:tcPr>
+            <w:tcW w:w="0" w:type="auto"/>
+            <w:tcMar>
+              <w:top w:w="150" w:type="dxa"/>
+              <w:left w:w="240" w:type="dxa"/>
+              <w:bottom w:w="150" w:type="dxa"/>
+              <w:right w:w="0" w:type="dxa"/>
+            </w:tcMar>
+            <w:vAlign w:val="center"/>
+            <w:hideMark/>
+          </w:tcPr>
+          <w:p>
+            <w:pPr>
+              <w:spacing w:after="0" w:line="360" w:lineRule="auto"/>
+              <w:rPr>
+                <w:rFonts w:cs="Times New Roman"/>
+                <w:sz w:val="24"/>
+                <w:szCs w:val="24"/>
+              </w:rPr>
+            </w:pPr>
+            <w:r>
+              <w:rPr>
+                <w:rFonts w:cs="Times New Roman"/>
+                <w:sz w:val="24"/>
+                <w:szCs w:val="24"/>
+              </w:rPr>
+              <w:t>Средний</w:t>
+            </w:r>
+          </w:p>
+        </w:tc>
+      </w:tr>
+      <w:tr>
+        <w:tc>
+          <w:tcPr>
+            <w:tcW w:w="0" w:type="auto"/>
+            <w:tcMar>
+              <w:top w:w="150" w:type="dxa"/>
+              <w:left w:w="0" w:type="dxa"/>
+              <w:bottom w:w="150" w:type="dxa"/>
+              <w:right w:w="240" w:type="dxa"/>
+            </w:tcMar>
+            <w:vAlign w:val="center"/>
+            <w:hideMark/>
+          </w:tcPr>
+          <w:p>
+            <w:pPr>
+              <w:spacing w:after="0" w:line="360" w:lineRule="auto"/>
+              <w:rPr>
+                <w:rFonts w:cs="Times New Roman"/>
+                <w:sz w:val="24"/>
+                <w:szCs w:val="24"/>
+              </w:rPr>
+            </w:pPr>
+            <w:r>
+              <w:rPr>
+                <w:rFonts w:cs="Times New Roman"/>
+                <w:sz w:val="24"/>
+                <w:szCs w:val="24"/>
+              </w:rPr>
+              <w:t>Заголовок теста</w:t>
+            </w:r>
+          </w:p>
+        </w:tc>
+        <w:tc>
+          <w:tcPr>
+            <w:tcW w:w="0" w:type="auto"/>
+            <w:tcMar>
+              <w:top w:w="150" w:type="dxa"/>
+              <w:left w:w="240" w:type="dxa"/>
+              <w:bottom w:w="150" w:type="dxa"/>
+              <w:right w:w="0" w:type="dxa"/>
+            </w:tcMar>
+            <w:vAlign w:val="center"/>
+            <w:hideMark/>
+          </w:tcPr>
+          <w:p>
+            <w:pPr>
+              <w:spacing w:after="0" w:line="360" w:lineRule="auto"/>
+              <w:rPr>
+                <w:rFonts w:cs="Times New Roman"/>
+                <w:sz w:val="24"/>
+                <w:szCs w:val="24"/>
+              </w:rPr>
+            </w:pPr>
+            <w:r>
+              <w:rPr>
+                <w:rFonts w:cs="Times New Roman"/>
+                <w:sz w:val="24"/>
+                <w:szCs w:val="24"/>
+              </w:rPr>
+              <w:t>Адаптивность интерфейса при изменении размера окна</w:t>
+            </w:r>
+          </w:p>
+        </w:tc>
+      </w:tr>
+      <w:tr>
+        <w:tc>
+          <w:tcPr>
+            <w:tcW w:w="0" w:type="auto"/>
+            <w:tcMar>
+              <w:top w:w="150" w:type="dxa"/>
+              <w:left w:w="0" w:type="dxa"/>
+              <w:bottom w:w="150" w:type="dxa"/>
+              <w:right w:w="240" w:type="dxa"/>
+            </w:tcMar>
+            <w:vAlign w:val="center"/>
+            <w:hideMark/>
+          </w:tcPr>
+          <w:p>
+            <w:pPr>
+              <w:spacing w:after="0" w:line="360" w:lineRule="auto"/>
+              <w:rPr>
+                <w:rFonts w:cs="Times New Roman"/>
+                <w:sz w:val="24"/>
+                <w:szCs w:val="24"/>
+              </w:rPr>
+            </w:pPr>
+            <w:r>
+              <w:rPr>
+                <w:rFonts w:cs="Times New Roman"/>
+                <w:sz w:val="24"/>
+                <w:szCs w:val="24"/>
+              </w:rPr>
+              <w:t>Краткое изложение</w:t>
+            </w:r>
+          </w:p>
+        </w:tc>
+        <w:tc>
+          <w:tcPr>
+            <w:tcW w:w="0" w:type="auto"/>
+            <w:tcMar>
+              <w:top w:w="150" w:type="dxa"/>
+              <w:left w:w="240" w:type="dxa"/>
+              <w:bottom w:w="150" w:type="dxa"/>
+              <w:right w:w="0" w:type="dxa"/>
+            </w:tcMar>
+            <w:vAlign w:val="center"/>
+            <w:hideMark/>
+          </w:tcPr>
+          <w:p>
+            <w:pPr>
+              <w:spacing w:after="0" w:line="360" w:lineRule="auto"/>
+              <w:rPr>
+                <w:rFonts w:cs="Times New Roman"/>
+                <w:sz w:val="24"/>
+                <w:szCs w:val="24"/>
+              </w:rPr>
+            </w:pPr>
+            <w:r>
+              <w:rPr>
+                <w:rFonts w:cs="Times New Roman"/>
+                <w:sz w:val="24"/>
+                <w:szCs w:val="24"/>
+              </w:rPr>
+              <w:t>Проверить, что при растягивании окна элементы (включая обе кнопки) масштабируются корректно</w:t>
+            </w:r>
+          </w:p>
+        </w:tc>
+      </w:tr>
+      <w:tr>
+        <w:tc>
+          <w:tcPr>
+            <w:tcW w:w="0" w:type="auto"/>
+            <w:tcMar>
+              <w:top w:w="150" w:type="dxa"/>
+              <w:left w:w="0" w:type="dxa"/>
+              <w:bottom w:w="150" w:type="dxa"/>
+              <w:right w:w="240" w:type="dxa"/>
+            </w:tcMar>
+            <w:vAlign w:val="center"/>
+            <w:hideMark/>
+          </w:tcPr>
+          <w:p>
+            <w:pPr>
+              <w:spacing w:after="0" w:line="360" w:lineRule="auto"/>
+              <w:rPr>
+                <w:rFonts w:cs="Times New Roman"/>
+                <w:sz w:val="24"/>
+                <w:szCs w:val="24"/>
+              </w:rPr>
+            </w:pPr>
+            <w:r>
+              <w:rPr>
+                <w:rFonts w:cs="Times New Roman"/>
+                <w:sz w:val="24"/>
+                <w:szCs w:val="24"/>
+              </w:rPr>
+              <w:t>Этапы теста</w:t>
+            </w:r>
+          </w:p>
+        </w:tc>
+        <w:tc>
+          <w:tcPr>
+            <w:tcW w:w="0" w:type="auto"/>
+            <w:tcMar>
+              <w:top w:w="150" w:type="dxa"/>
+              <w:left w:w="240" w:type="dxa"/>
+              <w:bottom w:w="150" w:type="dxa"/>
+              <w:right w:w="0" w:type="dxa"/>
+            </w:tcMar>
+            <w:vAlign w:val="center"/>
+            <w:hideMark/>
+          </w:tcPr>
+          <w:p>
+            <w:pPr>
+              <w:spacing w:after="0" w:line="360" w:lineRule="auto"/>
+              <w:rPr>
+                <w:rFonts w:cs="Times New Roman"/>
+                <w:sz w:val="24"/>
+                <w:szCs w:val="24"/>
+              </w:rPr>
+            </w:pPr>
+            <w:r>
+              <w:rPr>
+                <w:rFonts w:cs="Times New Roman"/>
+                <w:sz w:val="24"/>
+                <w:szCs w:val="24"/>
+              </w:rPr>
+              <w:t>1. Запустить приложение</w:t>
+            </w:r>
+            <w:r>
+              <w:rPr>
+                <w:rFonts w:cs="Times New Roman"/>
+                <w:sz w:val="24"/>
+                <w:szCs w:val="24"/>
+              </w:rPr>
+              <w:br/>
+              <w:t>2. Растянуть окно по ширине и высоте</w:t>
+            </w:r>
+            <w:r>
+              <w:rPr>
+                <w:rFonts w:cs="Times New Roman"/>
+                <w:sz w:val="24"/>
+                <w:szCs w:val="24"/>
+              </w:rPr>
+              <w:br/>
+              <w:t>3. Вернуть к исходному размеру</w:t>
+            </w:r>
+          </w:p>
+        </w:tc>
+      </w:tr>
+      <w:tr>
+        <w:tc>
+          <w:tcPr>
+            <w:tcW w:w="0" w:type="auto"/>
+            <w:tcMar>
+              <w:top w:w="150" w:type="dxa"/>
+              <w:left w:w="0" w:type="dxa"/>
+              <w:bottom w:w="150" w:type="dxa"/>
+              <w:right w:w="240" w:type="dxa"/>
+            </w:tcMar>
+            <w:vAlign w:val="center"/>
+            <w:hideMark/>
+          </w:tcPr>
+          <w:p>
+            <w:pPr>
+              <w:spacing w:after="0" w:line="360" w:lineRule="auto"/>
+              <w:rPr>
+                <w:rFonts w:cs="Times New Roman"/>
+                <w:sz w:val="24"/>
+                <w:szCs w:val="24"/>
+              </w:rPr>
+            </w:pPr>
+            <w:r>
+              <w:rPr>
+                <w:rFonts w:cs="Times New Roman"/>
+                <w:sz w:val="24"/>
+                <w:szCs w:val="24"/>
+              </w:rPr>
+              <w:t>Тестовые данные</w:t>
+            </w:r>
+          </w:p>
+        </w:tc>
+        <w:tc>
+          <w:tcPr>
+            <w:tcW w:w="0" w:type="auto"/>
+            <w:tcMar>
+              <w:top w:w="150" w:type="dxa"/>
+              <w:left w:w="240" w:type="dxa"/>
+              <w:bottom w:w="150" w:type="dxa"/>
+              <w:right w:w="0" w:type="dxa"/>
+            </w:tcMar>
+            <w:vAlign w:val="center"/>
+            <w:hideMark/>
+          </w:tcPr>
+          <w:p>
+            <w:pPr>
+              <w:spacing w:after="0" w:line="360" w:lineRule="auto"/>
+              <w:rPr>
+                <w:rFonts w:cs="Times New Roman"/>
+                <w:sz w:val="24"/>
+                <w:szCs w:val="24"/>
+              </w:rPr>
+            </w:pPr>
+            <w:r>
+              <w:rPr>
+                <w:rFonts w:cs="Times New Roman"/>
+                <w:sz w:val="24"/>
+                <w:szCs w:val="24"/>
+              </w:rPr>
+              <w:t>—</w:t>
+            </w:r>
+          </w:p>
+        </w:tc>
+      </w:tr>
+      <w:tr>
+        <w:tc>
+          <w:tcPr>
+            <w:tcW w:w="0" w:type="auto"/>
+            <w:tcMar>
+              <w:top w:w="150" w:type="dxa"/>
+              <w:left w:w="0" w:type="dxa"/>
+              <w:bottom w:w="150" w:type="dxa"/>
+              <w:right w:w="240" w:type="dxa"/>
+            </w:tcMar>
+            <w:vAlign w:val="center"/>
+            <w:hideMark/>
+          </w:tcPr>
+          <w:p>
+            <w:pPr>
+              <w:spacing w:after="0" w:line="360" w:lineRule="auto"/>
+              <w:rPr>
+                <w:rFonts w:cs="Times New Roman"/>
+                <w:sz w:val="24"/>
+                <w:szCs w:val="24"/>
+              </w:rPr>
+            </w:pPr>
+            <w:r>
+              <w:rPr>
+                <w:rFonts w:cs="Times New Roman"/>
+                <w:sz w:val="24"/>
+                <w:szCs w:val="24"/>
+              </w:rPr>
+              <w:t>Ожидаемый результат</w:t>
+            </w:r>
+          </w:p>
+        </w:tc>
+        <w:tc>
+          <w:tcPr>
+            <w:tcW w:w="0" w:type="auto"/>
+            <w:tcMar>
+              <w:top w:w="150" w:type="dxa"/>
+              <w:left w:w="240" w:type="dxa"/>
+              <w:bottom w:w="150" w:type="dxa"/>
+              <w:right w:w="0" w:type="dxa"/>
+            </w:tcMar>
+            <w:vAlign w:val="center"/>
+            <w:hideMark/>
+          </w:tcPr>
+          <w:p>
+            <w:pPr>
+              <w:spacing w:after="0" w:line="360" w:lineRule="auto"/>
+              <w:rPr>
+                <w:rFonts w:cs="Times New Roman"/>
+                <w:sz w:val="24"/>
+                <w:szCs w:val="24"/>
+              </w:rPr>
+            </w:pPr>
+            <w:r>
+              <w:rPr>
+                <w:rFonts w:cs="Times New Roman"/>
+                <w:sz w:val="24"/>
+                <w:szCs w:val="24"/>
+              </w:rPr>
+              <w:t>Элементы не накладываются друг на друга, текст не обрезается, обе кнопки видны и читаемы</w:t>
+            </w:r>
+          </w:p>
+        </w:tc>
+      </w:tr>
+      <w:tr>
+        <w:tc>
+          <w:tcPr>
+            <w:tcW w:w="0" w:type="auto"/>
+            <w:tcMar>
+              <w:top w:w="150" w:type="dxa"/>
+              <w:left w:w="0" w:type="dxa"/>
+              <w:bottom w:w="150" w:type="dxa"/>
+              <w:right w:w="240" w:type="dxa"/>
+            </w:tcMar>
+            <w:vAlign w:val="center"/>
+            <w:hideMark/>
+          </w:tcPr>
+          <w:p>
+            <w:pPr>
+              <w:spacing w:after="0" w:line="360" w:lineRule="auto"/>
+              <w:rPr>
+                <w:rFonts w:cs="Times New Roman"/>
+                <w:sz w:val="24"/>
+                <w:szCs w:val="24"/>
+              </w:rPr>
+            </w:pPr>
+            <w:r>
+              <w:rPr>
+                <w:rStyle w:val="a3"/>
+                <w:rFonts w:cs="Times New Roman"/>
+                <w:b w:val="0"/>
+                <w:bCs w:val="0"/>
+                <w:sz w:val="24"/>
+                <w:szCs w:val="24"/>
+              </w:rPr>
+              <w:t>Фактический результат</w:t>
+            </w:r>
+          </w:p>
+        </w:tc>
+        <w:tc>
+          <w:tcPr>
+            <w:tcW w:w="0" w:type="auto"/>
+            <w:tcMar>
+              <w:top w:w="150" w:type="dxa"/>
+              <w:left w:w="240" w:type="dxa"/>
+              <w:bottom w:w="150" w:type="dxa"/>
+              <w:right w:w="0" w:type="dxa"/>
+            </w:tcMar>
+            <w:vAlign w:val="center"/>
+            <w:hideMark/>
+          </w:tcPr>
+          <w:p>
+            <w:pPr>
+              <w:spacing w:after="0" w:line="360" w:lineRule="auto"/>
+              <w:rPr>
+                <w:rFonts w:cs="Times New Roman"/>
+                <w:sz w:val="24"/>
+                <w:szCs w:val="24"/>
+              </w:rPr>
+            </w:pPr>
+            <w:r>
+              <w:rPr>
+                <w:rStyle w:val="a3"/>
+                <w:rFonts w:cs="Times New Roman"/>
+                <w:b w:val="0"/>
+                <w:bCs w:val="0"/>
+                <w:sz w:val="24"/>
+                <w:szCs w:val="24"/>
+              </w:rPr>
+              <w:t>Элементы корректно масштабируются, кнопки и текст остаются читаемыми</w:t>
+            </w:r>
+          </w:p>
+        </w:tc>
+      </w:tr>
+      <w:tr>
+        <w:tc>
+          <w:tcPr>
+            <w:tcW w:w="0" w:type="auto"/>
+            <w:tcMar>
+              <w:top w:w="150" w:type="dxa"/>
+              <w:left w:w="0" w:type="dxa"/>
+              <w:bottom w:w="150" w:type="dxa"/>
+              <w:right w:w="240" w:type="dxa"/>
+            </w:tcMar>
+            <w:vAlign w:val="center"/>
+            <w:hideMark/>
+          </w:tcPr>
+          <w:p>
+            <w:pPr>
+              <w:spacing w:after="0" w:line="360" w:lineRule="auto"/>
+              <w:rPr>
+                <w:rFonts w:cs="Times New Roman"/>
+                <w:sz w:val="24"/>
+                <w:szCs w:val="24"/>
+              </w:rPr>
+            </w:pPr>
+            <w:r>
+              <w:rPr>
+                <w:rStyle w:val="a3"/>
+                <w:rFonts w:cs="Times New Roman"/>
+                <w:b w:val="0"/>
+                <w:bCs w:val="0"/>
+                <w:sz w:val="24"/>
+                <w:szCs w:val="24"/>
+              </w:rPr>
+              <w:t>Статус</w:t>
+            </w:r>
+          </w:p>
+        </w:tc>
+        <w:tc>
+          <w:tcPr>
+            <w:tcW w:w="0" w:type="auto"/>
+            <w:tcMar>
+              <w:top w:w="150" w:type="dxa"/>
+              <w:left w:w="240" w:type="dxa"/>
+              <w:bottom w:w="150" w:type="dxa"/>
+              <w:right w:w="0" w:type="dxa"/>
+            </w:tcMar>
+            <w:vAlign w:val="center"/>
+            <w:hideMark/>
+          </w:tcPr>
+          <w:p>
+            <w:pPr>
+              <w:spacing w:after="0" w:line="360" w:lineRule="auto"/>
+              <w:rPr>
+                <w:rFonts w:cs="Times New Roman"/>
+                <w:sz w:val="24"/>
+                <w:szCs w:val="24"/>
+              </w:rPr>
+            </w:pPr>
+            <w:r>
+              <w:rPr>
+                <w:rStyle w:val="a3"/>
+                <w:rFonts w:cs="Times New Roman"/>
+                <w:b w:val="0"/>
+                <w:bCs w:val="0"/>
+                <w:sz w:val="24"/>
+                <w:szCs w:val="24"/>
+              </w:rPr>
+              <w:t>Пройден</w:t>
+            </w:r>
+          </w:p>
+        </w:tc>
+      </w:tr>
+      <w:tr>
+        <w:tc>
+          <w:tcPr>
+            <w:tcW w:w="0" w:type="auto"/>
+            <w:tcMar>
+              <w:top w:w="150" w:type="dxa"/>
+              <w:left w:w="0" w:type="dxa"/>
+              <w:bottom w:w="150" w:type="dxa"/>
+              <w:right w:w="240" w:type="dxa"/>
+            </w:tcMar>
+            <w:vAlign w:val="center"/>
+            <w:hideMark/>
+          </w:tcPr>
+          <w:p>
+            <w:pPr>
+              <w:spacing w:after="0" w:line="360" w:lineRule="auto"/>
+              <w:rPr>
+                <w:rFonts w:cs="Times New Roman"/>
+                <w:sz w:val="24"/>
+                <w:szCs w:val="24"/>
+              </w:rPr>
+            </w:pPr>
+            <w:r>
+              <w:rPr>
+                <w:rFonts w:cs="Times New Roman"/>
+                <w:sz w:val="24"/>
+                <w:szCs w:val="24"/>
+              </w:rPr>
+              <w:t>Предварительное условие</w:t>
+            </w:r>
+          </w:p>
+        </w:tc>
+        <w:tc>
+          <w:tcPr>
+            <w:tcW w:w="0" w:type="auto"/>
+            <w:tcMar>
+              <w:top w:w="150" w:type="dxa"/>
+              <w:left w:w="240" w:type="dxa"/>
+              <w:bottom w:w="150" w:type="dxa"/>
+              <w:right w:w="0" w:type="dxa"/>
+            </w:tcMar>
+            <w:vAlign w:val="center"/>
+            <w:hideMark/>
+          </w:tcPr>
+          <w:p>
+            <w:pPr>
+              <w:spacing w:after="0" w:line="360" w:lineRule="auto"/>
+              <w:rPr>
+                <w:rFonts w:cs="Times New Roman"/>
+                <w:sz w:val="24"/>
+                <w:szCs w:val="24"/>
+              </w:rPr>
+            </w:pPr>
+            <w:r>
+              <w:rPr>
+                <w:rFonts w:cs="Times New Roman"/>
+                <w:sz w:val="24"/>
+                <w:szCs w:val="24"/>
+              </w:rPr>
+              <w:t xml:space="preserve">Приложение запущено, </w:t>
+            </w:r>
+            <w:proofErr w:type="spellStart"/>
+            <w:r>
+              <w:rPr>
+                <w:rFonts w:cs="Times New Roman"/>
+                <w:sz w:val="24"/>
+                <w:szCs w:val="24"/>
+              </w:rPr>
+              <w:t>ResizeMode</w:t>
+            </w:r>
+            <w:proofErr w:type="spellEnd"/>
+            <w:r>
+              <w:rPr>
+                <w:rFonts w:cs="Times New Roman"/>
+                <w:sz w:val="24"/>
+                <w:szCs w:val="24"/>
+              </w:rPr>
+              <w:t xml:space="preserve"> разрешает изменение размера</w:t>
+            </w:r>
+          </w:p>
+        </w:tc>
+      </w:tr>
+      <w:tr>
+        <w:tc>
+          <w:tcPr>
+            <w:tcW w:w="0" w:type="auto"/>
+            <w:tcMar>
+              <w:top w:w="150" w:type="dxa"/>
+              <w:left w:w="0" w:type="dxa"/>
+              <w:bottom w:w="150" w:type="dxa"/>
+              <w:right w:w="240" w:type="dxa"/>
+            </w:tcMar>
+            <w:vAlign w:val="center"/>
+            <w:hideMark/>
+          </w:tcPr>
+          <w:p>
+            <w:pPr>
+              <w:spacing w:after="0" w:line="360" w:lineRule="auto"/>
+              <w:rPr>
+                <w:rFonts w:cs="Times New Roman"/>
+                <w:sz w:val="24"/>
+                <w:szCs w:val="24"/>
+              </w:rPr>
+            </w:pPr>
+            <w:r>
+              <w:rPr>
+                <w:rFonts w:cs="Times New Roman"/>
+                <w:sz w:val="24"/>
+                <w:szCs w:val="24"/>
+              </w:rPr>
+              <w:t>Постусловие</w:t>
+            </w:r>
+          </w:p>
+        </w:tc>
+        <w:tc>
+          <w:tcPr>
+            <w:tcW w:w="0" w:type="auto"/>
+            <w:tcMar>
+              <w:top w:w="150" w:type="dxa"/>
+              <w:left w:w="240" w:type="dxa"/>
+              <w:bottom w:w="150" w:type="dxa"/>
+              <w:right w:w="0" w:type="dxa"/>
+            </w:tcMar>
+            <w:vAlign w:val="center"/>
+            <w:hideMark/>
+          </w:tcPr>
+          <w:p>
+            <w:pPr>
+              <w:spacing w:after="0" w:line="360" w:lineRule="auto"/>
+              <w:rPr>
+                <w:rFonts w:cs="Times New Roman"/>
+                <w:sz w:val="24"/>
+                <w:szCs w:val="24"/>
+              </w:rPr>
+            </w:pPr>
+            <w:r>
+              <w:rPr>
+                <w:rFonts w:cs="Times New Roman"/>
+                <w:sz w:val="24"/>
+                <w:szCs w:val="24"/>
+              </w:rPr>
+              <w:t>Интерфейс остаётся читаемым при любом размере окна</w:t>
+            </w:r>
+          </w:p>
+        </w:tc>
+      </w:tr>
+      <w:tr>
+        <w:tc>
+          <w:tcPr>
+            <w:tcW w:w="0" w:type="auto"/>
+            <w:tcMar>
+              <w:top w:w="150" w:type="dxa"/>
+              <w:left w:w="0" w:type="dxa"/>
+              <w:bottom w:w="150" w:type="dxa"/>
+              <w:right w:w="240" w:type="dxa"/>
+            </w:tcMar>
+            <w:vAlign w:val="center"/>
+            <w:hideMark/>
+          </w:tcPr>
+          <w:p>
+            <w:pPr>
+              <w:spacing w:after="0" w:line="360" w:lineRule="auto"/>
+              <w:rPr>
+                <w:rFonts w:cs="Times New Roman"/>
+                <w:sz w:val="24"/>
+                <w:szCs w:val="24"/>
+              </w:rPr>
+            </w:pPr>
+            <w:r>
+              <w:rPr>
+                <w:rFonts w:cs="Times New Roman"/>
+                <w:sz w:val="24"/>
+                <w:szCs w:val="24"/>
+              </w:rPr>
+              <w:t>Примечания</w:t>
+            </w:r>
+          </w:p>
+        </w:tc>
+        <w:tc>
+          <w:tcPr>
+            <w:tcW w:w="0" w:type="auto"/>
+            <w:tcMar>
+              <w:top w:w="150" w:type="dxa"/>
+              <w:left w:w="240" w:type="dxa"/>
+              <w:bottom w:w="150" w:type="dxa"/>
+              <w:right w:w="0" w:type="dxa"/>
+            </w:tcMar>
+            <w:vAlign w:val="center"/>
+            <w:hideMark/>
+          </w:tcPr>
+          <w:p>
+            <w:pPr>
+              <w:spacing w:after="0" w:line="360" w:lineRule="auto"/>
+              <w:rPr>
+                <w:rFonts w:cs="Times New Roman"/>
+                <w:sz w:val="24"/>
+                <w:szCs w:val="24"/>
+              </w:rPr>
+            </w:pPr>
+          </w:p>
+        </w:tc>
+      </w:tr>
+    </w:tbl>
+    <w:p>
+      <w:pPr>
+        <w:spacing w:after="0" w:line="360" w:lineRule="auto"/>
+        <w:rPr>
+          <w:rFonts w:cs="Times New Roman"/>
+        </w:rPr>
+      </w:pPr>
+    </w:p>
+    <w:p>
+      <w:pPr>
+        <w:spacing w:after="0" w:line="360" w:lineRule="auto"/>
+        <w:rPr>
+          <w:rFonts w:cs="Times New Roman"/>
+        </w:rPr>
+      </w:pPr>
+    </w:p>
+    <w:p>
+      <w:pPr>
+        <w:spacing w:after="0" w:line="360" w:lineRule="auto"/>
+        <w:rPr>
+          <w:rFonts w:cs="Times New Roman"/>
+        </w:rPr>
+      </w:pPr>
+    </w:p>
+    <w:p>
+      <w:pPr>
+        <w:spacing w:after="0" w:line="360" w:lineRule="auto"/>
+        <w:rPr>
+          <w:rFonts w:cs="Times New Roman"/>
+        </w:rPr>
+      </w:pPr>
+      <w:r>
+        <w:rPr>
+          <w:rFonts w:cs="Times New Roman"/>
+        </w:rPr>
+        <w:lastRenderedPageBreak/>
+        <w:t>Тестовый пример №18: TC_GUI_08</w:t>
+      </w:r>
+    </w:p>
+    <w:tbl>
+      <w:tblPr>
+        <w:tblW w:w="9360" w:type="dxa"/>
+        <w:tblBorders>
+          <w:top w:val="single" w:sz="4" w:space="0" w:color="auto"/>
+          <w:left w:val="single" w:sz="4" w:space="0" w:color="auto"/>
+          <w:bottom w:val="single" w:sz="4" w:space="0" w:color="auto"/>
+          <w:right w:val="single" w:sz="4" w:space="0" w:color="auto"/>
+          <w:insideH w:val="single" w:sz="4" w:space="0" w:color="auto"/>
+          <w:insideV w:val="single" w:sz="4" w:space="0" w:color="auto"/>
+        </w:tblBorders>
+        <w:tblCellMar>
+          <w:top w:w="15" w:type="dxa"/>
+          <w:left w:w="15" w:type="dxa"/>
+          <w:bottom w:w="15" w:type="dxa"/>
+          <w:right w:w="15" w:type="dxa"/>
+        </w:tblCellMar>
+        <w:tblLook w:val="04A0" w:firstRow="1" w:lastRow="0" w:firstColumn="1" w:lastColumn="0" w:noHBand="0" w:noVBand="1"/>
+      </w:tblPr>
+      <w:tblGrid>
+        <w:gridCol w:w="2798"/>
+        <w:gridCol w:w="6562"/>
+      </w:tblGrid>
+      <w:tr>
+        <w:trPr>
+          <w:tblHeader/>
+        </w:trPr>
+        <w:tc>
+          <w:tcPr>
+            <w:tcW w:w="0" w:type="auto"/>
+            <w:tcMar>
+              <w:top w:w="150" w:type="dxa"/>
+              <w:left w:w="0" w:type="dxa"/>
+              <w:bottom w:w="150" w:type="dxa"/>
+              <w:right w:w="240" w:type="dxa"/>
+            </w:tcMar>
+            <w:vAlign w:val="center"/>
+            <w:hideMark/>
+          </w:tcPr>
+          <w:p>
+            <w:pPr>
+              <w:spacing w:after="0" w:line="360" w:lineRule="auto"/>
+              <w:rPr>
+                <w:rFonts w:cs="Times New Roman"/>
+                <w:sz w:val="24"/>
+                <w:szCs w:val="24"/>
+              </w:rPr>
+            </w:pPr>
+            <w:r>
+              <w:rPr>
+                <w:rFonts w:cs="Times New Roman"/>
+                <w:sz w:val="24"/>
+                <w:szCs w:val="24"/>
+              </w:rPr>
+              <w:t>Поле</w:t>
+            </w:r>
+          </w:p>
+        </w:tc>
+        <w:tc>
+          <w:tcPr>
+            <w:tcW w:w="0" w:type="auto"/>
+            <w:tcMar>
+              <w:top w:w="150" w:type="dxa"/>
+              <w:left w:w="240" w:type="dxa"/>
+              <w:bottom w:w="150" w:type="dxa"/>
+              <w:right w:w="240" w:type="dxa"/>
+            </w:tcMar>
+            <w:vAlign w:val="center"/>
+            <w:hideMark/>
+          </w:tcPr>
+          <w:p>
+            <w:pPr>
+              <w:spacing w:after="0" w:line="360" w:lineRule="auto"/>
+              <w:rPr>
+                <w:rFonts w:cs="Times New Roman"/>
+                <w:sz w:val="24"/>
+                <w:szCs w:val="24"/>
+              </w:rPr>
+            </w:pPr>
+            <w:r>
+              <w:rPr>
+                <w:rFonts w:cs="Times New Roman"/>
+                <w:sz w:val="24"/>
+                <w:szCs w:val="24"/>
+              </w:rPr>
+              <w:t>Значение</w:t>
+            </w:r>
+          </w:p>
+        </w:tc>
+      </w:tr>
+      <w:tr>
+        <w:tc>
+          <w:tcPr>
+            <w:tcW w:w="0" w:type="auto"/>
+            <w:tcMar>
+              <w:top w:w="150" w:type="dxa"/>
+              <w:left w:w="0" w:type="dxa"/>
+              <w:bottom w:w="150" w:type="dxa"/>
+              <w:right w:w="240" w:type="dxa"/>
+            </w:tcMar>
+            <w:vAlign w:val="center"/>
+            <w:hideMark/>
+          </w:tcPr>
+          <w:p>
+            <w:pPr>
+              <w:spacing w:after="0" w:line="360" w:lineRule="auto"/>
+              <w:rPr>
+                <w:rFonts w:cs="Times New Roman"/>
+                <w:sz w:val="24"/>
+                <w:szCs w:val="24"/>
+              </w:rPr>
+            </w:pPr>
+            <w:r>
+              <w:rPr>
+                <w:rFonts w:cs="Times New Roman"/>
+                <w:sz w:val="24"/>
+                <w:szCs w:val="24"/>
+              </w:rPr>
+              <w:t>Тестовый пример №</w:t>
+            </w:r>
+          </w:p>
+        </w:tc>
+        <w:tc>
+          <w:tcPr>
+            <w:tcW w:w="0" w:type="auto"/>
+            <w:tcMar>
+              <w:top w:w="150" w:type="dxa"/>
+              <w:left w:w="240" w:type="dxa"/>
+              <w:bottom w:w="150" w:type="dxa"/>
+              <w:right w:w="0" w:type="dxa"/>
+            </w:tcMar>
+            <w:vAlign w:val="center"/>
+            <w:hideMark/>
+          </w:tcPr>
+          <w:p>
+            <w:pPr>
+              <w:spacing w:after="0" w:line="360" w:lineRule="auto"/>
+              <w:rPr>
+                <w:rFonts w:cs="Times New Roman"/>
+                <w:sz w:val="24"/>
+                <w:szCs w:val="24"/>
+              </w:rPr>
+            </w:pPr>
+            <w:r>
+              <w:rPr>
+                <w:rFonts w:cs="Times New Roman"/>
+                <w:sz w:val="24"/>
+                <w:szCs w:val="24"/>
+              </w:rPr>
+              <w:t>TC_GUI_08</w:t>
+            </w:r>
+          </w:p>
+        </w:tc>
+      </w:tr>
+      <w:tr>
+        <w:tc>
+          <w:tcPr>
+            <w:tcW w:w="0" w:type="auto"/>
+            <w:tcMar>
+              <w:top w:w="150" w:type="dxa"/>
+              <w:left w:w="0" w:type="dxa"/>
+              <w:bottom w:w="150" w:type="dxa"/>
+              <w:right w:w="240" w:type="dxa"/>
+            </w:tcMar>
+            <w:vAlign w:val="center"/>
+            <w:hideMark/>
+          </w:tcPr>
+          <w:p>
+            <w:pPr>
+              <w:spacing w:after="0" w:line="360" w:lineRule="auto"/>
+              <w:rPr>
+                <w:rFonts w:cs="Times New Roman"/>
+                <w:sz w:val="24"/>
+                <w:szCs w:val="24"/>
+              </w:rPr>
+            </w:pPr>
+            <w:r>
+              <w:rPr>
+                <w:rFonts w:cs="Times New Roman"/>
+                <w:sz w:val="24"/>
+                <w:szCs w:val="24"/>
+              </w:rPr>
+              <w:t>Приоритет тестирования</w:t>
+            </w:r>
+          </w:p>
+        </w:tc>
+        <w:tc>
+          <w:tcPr>
+            <w:tcW w:w="0" w:type="auto"/>
+            <w:tcMar>
+              <w:top w:w="150" w:type="dxa"/>
+              <w:left w:w="240" w:type="dxa"/>
+              <w:bottom w:w="150" w:type="dxa"/>
+              <w:right w:w="0" w:type="dxa"/>
+            </w:tcMar>
+            <w:vAlign w:val="center"/>
+            <w:hideMark/>
+          </w:tcPr>
+          <w:p>
+            <w:pPr>
+              <w:spacing w:after="0" w:line="360" w:lineRule="auto"/>
+              <w:rPr>
+                <w:rFonts w:cs="Times New Roman"/>
+                <w:sz w:val="24"/>
+                <w:szCs w:val="24"/>
+              </w:rPr>
+            </w:pPr>
+            <w:r>
+              <w:rPr>
+                <w:rFonts w:cs="Times New Roman"/>
+                <w:sz w:val="24"/>
+                <w:szCs w:val="24"/>
+              </w:rPr>
+              <w:t>Низкий</w:t>
+            </w:r>
+          </w:p>
+        </w:tc>
+      </w:tr>
+      <w:tr>
+        <w:tc>
+          <w:tcPr>
+            <w:tcW w:w="0" w:type="auto"/>
+            <w:tcMar>
+              <w:top w:w="150" w:type="dxa"/>
+              <w:left w:w="0" w:type="dxa"/>
+              <w:bottom w:w="150" w:type="dxa"/>
+              <w:right w:w="240" w:type="dxa"/>
+            </w:tcMar>
+            <w:vAlign w:val="center"/>
+            <w:hideMark/>
+          </w:tcPr>
+          <w:p>
+            <w:pPr>
+              <w:spacing w:after="0" w:line="360" w:lineRule="auto"/>
+              <w:rPr>
+                <w:rFonts w:cs="Times New Roman"/>
+                <w:sz w:val="24"/>
+                <w:szCs w:val="24"/>
+              </w:rPr>
+            </w:pPr>
+            <w:r>
+              <w:rPr>
+                <w:rFonts w:cs="Times New Roman"/>
+                <w:sz w:val="24"/>
+                <w:szCs w:val="24"/>
+              </w:rPr>
+              <w:t>Заголовок теста</w:t>
+            </w:r>
+          </w:p>
+        </w:tc>
+        <w:tc>
+          <w:tcPr>
+            <w:tcW w:w="0" w:type="auto"/>
+            <w:tcMar>
+              <w:top w:w="150" w:type="dxa"/>
+              <w:left w:w="240" w:type="dxa"/>
+              <w:bottom w:w="150" w:type="dxa"/>
+              <w:right w:w="0" w:type="dxa"/>
+            </w:tcMar>
+            <w:vAlign w:val="center"/>
+            <w:hideMark/>
+          </w:tcPr>
+          <w:p>
+            <w:pPr>
+              <w:spacing w:after="0" w:line="360" w:lineRule="auto"/>
+              <w:rPr>
+                <w:rFonts w:cs="Times New Roman"/>
+                <w:sz w:val="24"/>
+                <w:szCs w:val="24"/>
+              </w:rPr>
+            </w:pPr>
+            <w:r>
+              <w:rPr>
+                <w:rFonts w:cs="Times New Roman"/>
+                <w:sz w:val="24"/>
+                <w:szCs w:val="24"/>
+              </w:rPr>
+              <w:t>Корректное закрытие приложения</w:t>
+            </w:r>
+          </w:p>
+        </w:tc>
+      </w:tr>
+      <w:tr>
+        <w:tc>
+          <w:tcPr>
+            <w:tcW w:w="0" w:type="auto"/>
+            <w:tcMar>
+              <w:top w:w="150" w:type="dxa"/>
+              <w:left w:w="0" w:type="dxa"/>
+              <w:bottom w:w="150" w:type="dxa"/>
+              <w:right w:w="240" w:type="dxa"/>
+            </w:tcMar>
+            <w:vAlign w:val="center"/>
+            <w:hideMark/>
+          </w:tcPr>
+          <w:p>
+            <w:pPr>
+              <w:spacing w:after="0" w:line="360" w:lineRule="auto"/>
+              <w:rPr>
+                <w:rFonts w:cs="Times New Roman"/>
+                <w:sz w:val="24"/>
+                <w:szCs w:val="24"/>
+              </w:rPr>
+            </w:pPr>
+            <w:r>
+              <w:rPr>
+                <w:rFonts w:cs="Times New Roman"/>
+                <w:sz w:val="24"/>
+                <w:szCs w:val="24"/>
+              </w:rPr>
+              <w:t>Краткое изложение</w:t>
+            </w:r>
+          </w:p>
+        </w:tc>
+        <w:tc>
+          <w:tcPr>
+            <w:tcW w:w="0" w:type="auto"/>
+            <w:tcMar>
+              <w:top w:w="150" w:type="dxa"/>
+              <w:left w:w="240" w:type="dxa"/>
+              <w:bottom w:w="150" w:type="dxa"/>
+              <w:right w:w="0" w:type="dxa"/>
+            </w:tcMar>
+            <w:vAlign w:val="center"/>
+            <w:hideMark/>
+          </w:tcPr>
+          <w:p>
+            <w:pPr>
+              <w:spacing w:after="0" w:line="360" w:lineRule="auto"/>
+              <w:rPr>
+                <w:rFonts w:cs="Times New Roman"/>
+                <w:sz w:val="24"/>
+                <w:szCs w:val="24"/>
+              </w:rPr>
+            </w:pPr>
+            <w:r>
+              <w:rPr>
+                <w:rFonts w:cs="Times New Roman"/>
+                <w:sz w:val="24"/>
+                <w:szCs w:val="24"/>
+              </w:rPr>
+              <w:t>Проверить, что приложение закрывается без исключений</w:t>
+            </w:r>
+          </w:p>
+        </w:tc>
+      </w:tr>
+      <w:tr>
+        <w:tc>
+          <w:tcPr>
+            <w:tcW w:w="0" w:type="auto"/>
+            <w:tcMar>
+              <w:top w:w="150" w:type="dxa"/>
+              <w:left w:w="0" w:type="dxa"/>
+              <w:bottom w:w="150" w:type="dxa"/>
+              <w:right w:w="240" w:type="dxa"/>
+            </w:tcMar>
+            <w:vAlign w:val="center"/>
+            <w:hideMark/>
+          </w:tcPr>
+          <w:p>
+            <w:pPr>
+              <w:spacing w:after="0" w:line="360" w:lineRule="auto"/>
+              <w:rPr>
+                <w:rFonts w:cs="Times New Roman"/>
+                <w:sz w:val="24"/>
+                <w:szCs w:val="24"/>
+              </w:rPr>
+            </w:pPr>
+            <w:r>
+              <w:rPr>
+                <w:rFonts w:cs="Times New Roman"/>
+                <w:sz w:val="24"/>
+                <w:szCs w:val="24"/>
+              </w:rPr>
+              <w:t>Этапы теста</w:t>
+            </w:r>
+          </w:p>
+        </w:tc>
+        <w:tc>
+          <w:tcPr>
+            <w:tcW w:w="0" w:type="auto"/>
+            <w:tcMar>
+              <w:top w:w="150" w:type="dxa"/>
+              <w:left w:w="240" w:type="dxa"/>
+              <w:bottom w:w="150" w:type="dxa"/>
+              <w:right w:w="0" w:type="dxa"/>
+            </w:tcMar>
+            <w:vAlign w:val="center"/>
+            <w:hideMark/>
+          </w:tcPr>
+          <w:p>
+            <w:pPr>
+              <w:spacing w:after="0" w:line="360" w:lineRule="auto"/>
+              <w:rPr>
+                <w:rFonts w:cs="Times New Roman"/>
+                <w:sz w:val="24"/>
+                <w:szCs w:val="24"/>
+              </w:rPr>
+            </w:pPr>
+            <w:r>
+              <w:rPr>
+                <w:rFonts w:cs="Times New Roman"/>
+                <w:sz w:val="24"/>
+                <w:szCs w:val="24"/>
+              </w:rPr>
+              <w:t>1. Запустить приложение</w:t>
+            </w:r>
+            <w:r>
+              <w:rPr>
+                <w:rFonts w:cs="Times New Roman"/>
+                <w:sz w:val="24"/>
+                <w:szCs w:val="24"/>
+              </w:rPr>
+              <w:br/>
+              <w:t>2. Нажать крестик в заголовке окна</w:t>
+            </w:r>
+          </w:p>
+        </w:tc>
+      </w:tr>
+      <w:tr>
+        <w:tc>
+          <w:tcPr>
+            <w:tcW w:w="0" w:type="auto"/>
+            <w:tcMar>
+              <w:top w:w="150" w:type="dxa"/>
+              <w:left w:w="0" w:type="dxa"/>
+              <w:bottom w:w="150" w:type="dxa"/>
+              <w:right w:w="240" w:type="dxa"/>
+            </w:tcMar>
+            <w:vAlign w:val="center"/>
+            <w:hideMark/>
+          </w:tcPr>
+          <w:p>
+            <w:pPr>
+              <w:spacing w:after="0" w:line="360" w:lineRule="auto"/>
+              <w:rPr>
+                <w:rFonts w:cs="Times New Roman"/>
+                <w:sz w:val="24"/>
+                <w:szCs w:val="24"/>
+              </w:rPr>
+            </w:pPr>
+            <w:r>
+              <w:rPr>
+                <w:rFonts w:cs="Times New Roman"/>
+                <w:sz w:val="24"/>
+                <w:szCs w:val="24"/>
+              </w:rPr>
+              <w:t>Тестовые данные</w:t>
+            </w:r>
+          </w:p>
+        </w:tc>
+        <w:tc>
+          <w:tcPr>
+            <w:tcW w:w="0" w:type="auto"/>
+            <w:tcMar>
+              <w:top w:w="150" w:type="dxa"/>
+              <w:left w:w="240" w:type="dxa"/>
+              <w:bottom w:w="150" w:type="dxa"/>
+              <w:right w:w="0" w:type="dxa"/>
+            </w:tcMar>
+            <w:vAlign w:val="center"/>
+            <w:hideMark/>
+          </w:tcPr>
+          <w:p>
+            <w:pPr>
+              <w:spacing w:after="0" w:line="360" w:lineRule="auto"/>
+              <w:rPr>
+                <w:rFonts w:cs="Times New Roman"/>
+                <w:sz w:val="24"/>
+                <w:szCs w:val="24"/>
+              </w:rPr>
+            </w:pPr>
+            <w:r>
+              <w:rPr>
+                <w:rFonts w:cs="Times New Roman"/>
+                <w:sz w:val="24"/>
+                <w:szCs w:val="24"/>
+              </w:rPr>
+              <w:t>—</w:t>
+            </w:r>
+          </w:p>
+        </w:tc>
+      </w:tr>
+      <w:tr>
+        <w:tc>
+          <w:tcPr>
+            <w:tcW w:w="0" w:type="auto"/>
+            <w:tcMar>
+              <w:top w:w="150" w:type="dxa"/>
+              <w:left w:w="0" w:type="dxa"/>
+              <w:bottom w:w="150" w:type="dxa"/>
+              <w:right w:w="240" w:type="dxa"/>
+            </w:tcMar>
+            <w:vAlign w:val="center"/>
+            <w:hideMark/>
+          </w:tcPr>
+          <w:p>
+            <w:pPr>
+              <w:spacing w:after="0" w:line="360" w:lineRule="auto"/>
+              <w:rPr>
+                <w:rFonts w:cs="Times New Roman"/>
+                <w:sz w:val="24"/>
+                <w:szCs w:val="24"/>
+              </w:rPr>
+            </w:pPr>
+            <w:r>
+              <w:rPr>
+                <w:rFonts w:cs="Times New Roman"/>
+                <w:sz w:val="24"/>
+                <w:szCs w:val="24"/>
+              </w:rPr>
+              <w:t>Ожидаемый результат</w:t>
+            </w:r>
+          </w:p>
+        </w:tc>
+        <w:tc>
+          <w:tcPr>
+            <w:tcW w:w="0" w:type="auto"/>
+            <w:tcMar>
+              <w:top w:w="150" w:type="dxa"/>
+              <w:left w:w="240" w:type="dxa"/>
+              <w:bottom w:w="150" w:type="dxa"/>
+              <w:right w:w="0" w:type="dxa"/>
+            </w:tcMar>
+            <w:vAlign w:val="center"/>
+            <w:hideMark/>
+          </w:tcPr>
+          <w:p>
+            <w:pPr>
+              <w:spacing w:after="0" w:line="360" w:lineRule="auto"/>
+              <w:rPr>
+                <w:rFonts w:cs="Times New Roman"/>
+                <w:sz w:val="24"/>
+                <w:szCs w:val="24"/>
+              </w:rPr>
+            </w:pPr>
+            <w:r>
+              <w:rPr>
+                <w:rFonts w:cs="Times New Roman"/>
+                <w:sz w:val="24"/>
+                <w:szCs w:val="24"/>
+              </w:rPr>
+              <w:t>Приложение закрывается, процессов в диспетчере задач не остаётся</w:t>
+            </w:r>
+          </w:p>
+        </w:tc>
+      </w:tr>
+      <w:tr>
+        <w:tc>
+          <w:tcPr>
+            <w:tcW w:w="0" w:type="auto"/>
+            <w:tcMar>
+              <w:top w:w="150" w:type="dxa"/>
+              <w:left w:w="0" w:type="dxa"/>
+              <w:bottom w:w="150" w:type="dxa"/>
+              <w:right w:w="240" w:type="dxa"/>
+            </w:tcMar>
+            <w:vAlign w:val="center"/>
+            <w:hideMark/>
+          </w:tcPr>
+          <w:p>
+            <w:pPr>
+              <w:spacing w:after="0" w:line="360" w:lineRule="auto"/>
+              <w:rPr>
+                <w:rFonts w:cs="Times New Roman"/>
+                <w:sz w:val="24"/>
+                <w:szCs w:val="24"/>
+              </w:rPr>
+            </w:pPr>
+            <w:r>
+              <w:rPr>
+                <w:rStyle w:val="a3"/>
+                <w:rFonts w:cs="Times New Roman"/>
+                <w:b w:val="0"/>
+                <w:bCs w:val="0"/>
+                <w:sz w:val="24"/>
+                <w:szCs w:val="24"/>
+              </w:rPr>
+              <w:t>Фактический результат</w:t>
+            </w:r>
+          </w:p>
+        </w:tc>
+        <w:tc>
+          <w:tcPr>
+            <w:tcW w:w="0" w:type="auto"/>
+            <w:tcMar>
+              <w:top w:w="150" w:type="dxa"/>
+              <w:left w:w="240" w:type="dxa"/>
+              <w:bottom w:w="150" w:type="dxa"/>
+              <w:right w:w="0" w:type="dxa"/>
+            </w:tcMar>
+            <w:vAlign w:val="center"/>
+            <w:hideMark/>
+          </w:tcPr>
+          <w:p>
+            <w:pPr>
+              <w:spacing w:after="0" w:line="360" w:lineRule="auto"/>
+              <w:rPr>
+                <w:rFonts w:cs="Times New Roman"/>
+                <w:sz w:val="24"/>
+                <w:szCs w:val="24"/>
+              </w:rPr>
+            </w:pPr>
+            <w:r>
+              <w:rPr>
+                <w:rStyle w:val="a3"/>
+                <w:rFonts w:cs="Times New Roman"/>
+                <w:b w:val="0"/>
+                <w:bCs w:val="0"/>
+                <w:sz w:val="24"/>
+                <w:szCs w:val="24"/>
+              </w:rPr>
+              <w:t>Приложение закрылось без ошибок, процесс завершился</w:t>
+            </w:r>
+          </w:p>
+        </w:tc>
+      </w:tr>
+      <w:tr>
+        <w:tc>
+          <w:tcPr>
+            <w:tcW w:w="0" w:type="auto"/>
+            <w:tcMar>
+              <w:top w:w="150" w:type="dxa"/>
+              <w:left w:w="0" w:type="dxa"/>
+              <w:bottom w:w="150" w:type="dxa"/>
+              <w:right w:w="240" w:type="dxa"/>
+            </w:tcMar>
+            <w:vAlign w:val="center"/>
+            <w:hideMark/>
+          </w:tcPr>
+          <w:p>
+            <w:pPr>
+              <w:spacing w:after="0" w:line="360" w:lineRule="auto"/>
+              <w:rPr>
+                <w:rFonts w:cs="Times New Roman"/>
+                <w:sz w:val="24"/>
+                <w:szCs w:val="24"/>
+              </w:rPr>
+            </w:pPr>
+            <w:r>
+              <w:rPr>
+                <w:rStyle w:val="a3"/>
+                <w:rFonts w:cs="Times New Roman"/>
+                <w:b w:val="0"/>
+                <w:bCs w:val="0"/>
+                <w:sz w:val="24"/>
+                <w:szCs w:val="24"/>
+              </w:rPr>
+              <w:t>Статус</w:t>
+            </w:r>
+          </w:p>
+        </w:tc>
+        <w:tc>
+          <w:tcPr>
+            <w:tcW w:w="0" w:type="auto"/>
+            <w:tcMar>
+              <w:top w:w="150" w:type="dxa"/>
+              <w:left w:w="240" w:type="dxa"/>
+              <w:bottom w:w="150" w:type="dxa"/>
+              <w:right w:w="0" w:type="dxa"/>
+            </w:tcMar>
+            <w:vAlign w:val="center"/>
+            <w:hideMark/>
+          </w:tcPr>
+          <w:p>
+            <w:pPr>
+              <w:spacing w:after="0" w:line="360" w:lineRule="auto"/>
+              <w:rPr>
+                <w:rFonts w:cs="Times New Roman"/>
+                <w:sz w:val="24"/>
+                <w:szCs w:val="24"/>
+              </w:rPr>
+            </w:pPr>
+            <w:r>
+              <w:rPr>
+                <w:rStyle w:val="a3"/>
+                <w:rFonts w:cs="Times New Roman"/>
+                <w:b w:val="0"/>
+                <w:bCs w:val="0"/>
+                <w:sz w:val="24"/>
+                <w:szCs w:val="24"/>
+              </w:rPr>
+              <w:t>Пройден</w:t>
+            </w:r>
+          </w:p>
+        </w:tc>
+      </w:tr>
+      <w:tr>
+        <w:tc>
+          <w:tcPr>
+            <w:tcW w:w="0" w:type="auto"/>
+            <w:tcMar>
+              <w:top w:w="150" w:type="dxa"/>
+              <w:left w:w="0" w:type="dxa"/>
+              <w:bottom w:w="150" w:type="dxa"/>
+              <w:right w:w="240" w:type="dxa"/>
+            </w:tcMar>
+            <w:vAlign w:val="center"/>
+            <w:hideMark/>
+          </w:tcPr>
+          <w:p>
+            <w:pPr>
+              <w:spacing w:after="0" w:line="360" w:lineRule="auto"/>
+              <w:rPr>
+                <w:rFonts w:cs="Times New Roman"/>
+                <w:sz w:val="24"/>
+                <w:szCs w:val="24"/>
+              </w:rPr>
+            </w:pPr>
+            <w:r>
+              <w:rPr>
+                <w:rFonts w:cs="Times New Roman"/>
+                <w:sz w:val="24"/>
+                <w:szCs w:val="24"/>
+              </w:rPr>
+              <w:t>Предварительное условие</w:t>
+            </w:r>
+          </w:p>
+        </w:tc>
+        <w:tc>
+          <w:tcPr>
+            <w:tcW w:w="0" w:type="auto"/>
+            <w:tcMar>
+              <w:top w:w="150" w:type="dxa"/>
+              <w:left w:w="240" w:type="dxa"/>
+              <w:bottom w:w="150" w:type="dxa"/>
+              <w:right w:w="0" w:type="dxa"/>
+            </w:tcMar>
+            <w:vAlign w:val="center"/>
+            <w:hideMark/>
+          </w:tcPr>
+          <w:p>
+            <w:pPr>
+              <w:spacing w:after="0" w:line="360" w:lineRule="auto"/>
+              <w:rPr>
+                <w:rFonts w:cs="Times New Roman"/>
+                <w:sz w:val="24"/>
+                <w:szCs w:val="24"/>
+              </w:rPr>
+            </w:pPr>
+            <w:r>
+              <w:rPr>
+                <w:rFonts w:cs="Times New Roman"/>
+                <w:sz w:val="24"/>
+                <w:szCs w:val="24"/>
+              </w:rPr>
+              <w:t>Приложение запущено</w:t>
+            </w:r>
+          </w:p>
+        </w:tc>
+      </w:tr>
+      <w:tr>
+        <w:tc>
+          <w:tcPr>
+            <w:tcW w:w="0" w:type="auto"/>
+            <w:tcMar>
+              <w:top w:w="150" w:type="dxa"/>
+              <w:left w:w="0" w:type="dxa"/>
+              <w:bottom w:w="150" w:type="dxa"/>
+              <w:right w:w="240" w:type="dxa"/>
+            </w:tcMar>
+            <w:vAlign w:val="center"/>
+            <w:hideMark/>
+          </w:tcPr>
+          <w:p>
+            <w:pPr>
+              <w:spacing w:after="0" w:line="360" w:lineRule="auto"/>
+              <w:rPr>
+                <w:rFonts w:cs="Times New Roman"/>
+                <w:sz w:val="24"/>
+                <w:szCs w:val="24"/>
+              </w:rPr>
+            </w:pPr>
+            <w:r>
+              <w:rPr>
+                <w:rFonts w:cs="Times New Roman"/>
+                <w:sz w:val="24"/>
+                <w:szCs w:val="24"/>
+              </w:rPr>
+              <w:t>Постусловие</w:t>
+            </w:r>
+          </w:p>
+        </w:tc>
+        <w:tc>
+          <w:tcPr>
+            <w:tcW w:w="0" w:type="auto"/>
+            <w:tcMar>
+              <w:top w:w="150" w:type="dxa"/>
+              <w:left w:w="240" w:type="dxa"/>
+              <w:bottom w:w="150" w:type="dxa"/>
+              <w:right w:w="0" w:type="dxa"/>
+            </w:tcMar>
+            <w:vAlign w:val="center"/>
+            <w:hideMark/>
+          </w:tcPr>
+          <w:p>
+            <w:pPr>
+              <w:spacing w:after="0" w:line="360" w:lineRule="auto"/>
+              <w:rPr>
+                <w:rFonts w:cs="Times New Roman"/>
+                <w:sz w:val="24"/>
+                <w:szCs w:val="24"/>
+              </w:rPr>
+            </w:pPr>
+            <w:r>
+              <w:rPr>
+                <w:rFonts w:cs="Times New Roman"/>
+                <w:sz w:val="24"/>
+                <w:szCs w:val="24"/>
+              </w:rPr>
+              <w:t>Процесс завершён</w:t>
+            </w:r>
+          </w:p>
+        </w:tc>
+      </w:tr>
+      <w:tr>
+        <w:tc>
+          <w:tcPr>
+            <w:tcW w:w="0" w:type="auto"/>
+            <w:tcMar>
+              <w:top w:w="150" w:type="dxa"/>
+              <w:left w:w="0" w:type="dxa"/>
+              <w:bottom w:w="150" w:type="dxa"/>
+              <w:right w:w="240" w:type="dxa"/>
+            </w:tcMar>
+            <w:vAlign w:val="center"/>
+            <w:hideMark/>
+          </w:tcPr>
+          <w:p>
+            <w:pPr>
+              <w:spacing w:after="0" w:line="360" w:lineRule="auto"/>
+              <w:rPr>
+                <w:rFonts w:cs="Times New Roman"/>
+                <w:sz w:val="24"/>
+                <w:szCs w:val="24"/>
+              </w:rPr>
+            </w:pPr>
+            <w:r>
+              <w:rPr>
+                <w:rFonts w:cs="Times New Roman"/>
+                <w:sz w:val="24"/>
+                <w:szCs w:val="24"/>
+              </w:rPr>
+              <w:t>Примечания</w:t>
+            </w:r>
+          </w:p>
+        </w:tc>
+        <w:tc>
+          <w:tcPr>
+            <w:tcW w:w="0" w:type="auto"/>
+            <w:tcMar>
+              <w:top w:w="150" w:type="dxa"/>
+              <w:left w:w="240" w:type="dxa"/>
+              <w:bottom w:w="150" w:type="dxa"/>
+              <w:right w:w="0" w:type="dxa"/>
+            </w:tcMar>
+            <w:vAlign w:val="center"/>
+            <w:hideMark/>
+          </w:tcPr>
+          <w:p>
+            <w:pPr>
+              <w:spacing w:after="0" w:line="360" w:lineRule="auto"/>
+              <w:rPr>
+                <w:rFonts w:cs="Times New Roman"/>
+                <w:sz w:val="24"/>
+                <w:szCs w:val="24"/>
+              </w:rPr>
+            </w:pPr>
+          </w:p>
+        </w:tc>
+      </w:tr>
+    </w:tbl>
+    <w:p>
+      <w:pPr>
+        <w:spacing w:after="0" w:line="360" w:lineRule="auto"/>
+        <w:rPr>
+          <w:rFonts w:cs="Times New Roman"/>
+        </w:rPr>
+      </w:pPr>
+    </w:p>
+    <w:p>
+      <w:pPr>
+        <w:spacing w:after="0" w:line="360" w:lineRule="auto"/>
+        <w:rPr>
+          <w:rFonts w:cs="Times New Roman"/>
+        </w:rPr>
+      </w:pPr>
+    </w:p>
+    <w:p>
+      <w:pPr>
+        <w:spacing w:after="0" w:line="360" w:lineRule="auto"/>
+        <w:rPr>
+          <w:rFonts w:cs="Times New Roman"/>
+        </w:rPr>
+      </w:pPr>
+    </w:p>
+    <w:p>
+      <w:pPr>
+        <w:spacing w:after="0" w:line="360" w:lineRule="auto"/>
+        <w:rPr>
+          <w:rFonts w:cs="Times New Roman"/>
+        </w:rPr>
+      </w:pPr>
+    </w:p>
+    <w:p>
+      <w:pPr>
+        <w:spacing w:after="0" w:line="360" w:lineRule="auto"/>
+        <w:rPr>
+          <w:rFonts w:cs="Times New Roman"/>
+        </w:rPr>
+      </w:pPr>
+    </w:p>
+    <w:p>
+      <w:pPr>
+        <w:spacing w:after="0" w:line="360" w:lineRule="auto"/>
+        <w:rPr>
+          <w:rFonts w:cs="Times New Roman"/>
+        </w:rPr>
+      </w:pPr>
+    </w:p>
+    <w:p>
+      <w:pPr>
+        <w:spacing w:after="0" w:line="360" w:lineRule="auto"/>
+        <w:rPr>
+          <w:rFonts w:cs="Times New Roman"/>
+        </w:rPr>
+      </w:pPr>
+    </w:p>
+    <w:p>
+      <w:pPr>
+        <w:spacing w:after="0" w:line="360" w:lineRule="auto"/>
+        <w:rPr>
+          <w:rFonts w:cs="Times New Roman"/>
+        </w:rPr>
+      </w:pPr>
+      <w:r>
+        <w:rPr>
+          <w:rFonts w:cs="Times New Roman"/>
+        </w:rPr>
+        <w:lastRenderedPageBreak/>
         <w:t>Тестовый пример №19: TC_GUI_09</w:t>
       </w:r>
     </w:p>
@@ -20532,7 +20557,6 @@
                 <w:sz w:val="24"/>
                 <w:szCs w:val="24"/>
               </w:rPr>
-              <w:lastRenderedPageBreak/>
               <w:t>Поле</w:t>
             </w:r>
           </w:p>
